--- a/projects/valuepickr-open-screen/docs/Hind Rectifiers.docx
+++ b/projects/valuepickr-open-screen/docs/Hind Rectifiers.docx
@@ -32,7 +32,7 @@
           <w:sz w:val="22"/>
           <w:szCs w:val="22"/>
         </w:rPr>
-        <w:t xml:space="preserve">India's pre-eminent railway traction-transformer maker migrating up to full propulsion systems, with FY26 standalone revenue +45% and a FY31 $1bn vision - but P/E ~65 and a loss-making France acquisition dragging consolidated numbers</w:t>
+        <w:t xml:space="preserve">India's pre-eminent railway traction-transformer maker (~45-50% share) migrating up to full propulsion systems, with a large Railways-electrification order book and a FY31 $1bn vision -- but Q1 FY27 standalone growth decelerated to +10% (vs a 30% guide), P/E is ~65-76x, and a loss-making France unit is dragging consolidated numbers</w:t>
       </w:r>
     </w:p>
     <w:p>
@@ -126,7 +126,7 @@
           </w:tcPr>
           <w:p>
             <w:r>
-              <w:t xml:space="preserve">Revenue ~Rs 949 Cr (+44.8% YoY), EBITDA ~Rs 103 Cr (10.8% margin, +45.5%), PAT ~Rs 58 Cr (+54.7%), ROCE ~24.2%</w:t>
+              <w:t xml:space="preserve">Revenue ~Rs 949 Cr (+44.8%), EBITDA ~Rs 103 Cr (10.8% margin, +45.5%), PAT ~Rs 58 Cr (+54.7%), ROCE ~24.2%; OCF ~Rs 91 Cr (+154.8%)</w:t>
             </w:r>
           </w:p>
         </w:tc>
@@ -153,7 +153,7 @@
           </w:tcPr>
           <w:p>
             <w:r>
-              <w:t xml:space="preserve">Revenue ~Rs 999 Cr (France acquisition dilutive to margin/PAT)</w:t>
+              <w:t xml:space="preserve">Revenue Rs 999.1 Cr (+52.5%), EBITDA Rs 84.1 Cr (+19.6%), PAT (after minority) ~Rs 45 Cr -- France (Elventive) dilutive</w:t>
             </w:r>
           </w:p>
         </w:tc>
@@ -170,6 +170,60 @@
                 <w:b/>
                 <w:bCs/>
               </w:rPr>
+              <w:t xml:space="preserve">Q1 FY27</w:t>
+            </w:r>
+          </w:p>
+        </w:tc>
+        <w:tc>
+          <w:tcPr>
+            <w:tcW w:type="dxa" w:w="5800"/>
+          </w:tcPr>
+          <w:p>
+            <w:r>
+              <w:t xml:space="preserve">Standalone revenue Rs 236.4 Cr (+10% YoY), PAT Rs 15.1 Cr (+18%); consolidated revenue Rs 258.4 Cr (+20.3%), PAT only Rs 6.5 Cr (Elventive France loss ~Rs 6.5 Cr)</w:t>
+            </w:r>
+          </w:p>
+        </w:tc>
+      </w:tr>
+      <w:tr>
+        <w:tc>
+          <w:tcPr>
+            <w:tcW w:type="dxa" w:w="3200"/>
+            <w:shd w:fill="F2F2F2" w:val="clear"/>
+          </w:tcPr>
+          <w:p>
+            <w:r>
+              <w:rPr>
+                <w:b/>
+                <w:bCs/>
+              </w:rPr>
+              <w:t xml:space="preserve">Order book</w:t>
+            </w:r>
+          </w:p>
+        </w:tc>
+        <w:tc>
+          <w:tcPr>
+            <w:tcW w:type="dxa" w:w="5800"/>
+          </w:tcPr>
+          <w:p>
+            <w:r>
+              <w:t xml:space="preserve">~Rs 845 Cr (Mar-2026) rising to an all-time-high ~Rs 1,099 Cr; FY26 fresh inflows Rs 858 Cr; Railways-electrification-driven</w:t>
+            </w:r>
+          </w:p>
+        </w:tc>
+      </w:tr>
+      <w:tr>
+        <w:tc>
+          <w:tcPr>
+            <w:tcW w:type="dxa" w:w="3200"/>
+            <w:shd w:fill="F2F2F2" w:val="clear"/>
+          </w:tcPr>
+          <w:p>
+            <w:r>
+              <w:rPr>
+                <w:b/>
+                <w:bCs/>
+              </w:rPr>
               <w:t xml:space="preserve">Valuation</w:t>
             </w:r>
           </w:p>
@@ -180,7 +234,7 @@
           </w:tcPr>
           <w:p>
             <w:r>
-              <w:t xml:space="preserve">P/E ~65, EV/EBITDA ~46 (as of Jun 2026)</w:t>
+              <w:t xml:space="preserve">P/E ~65x consolidated / ~76x standalone; EV/EBITDA ~46x -- expensive</w:t>
             </w:r>
           </w:p>
         </w:tc>
@@ -207,34 +261,7 @@
           </w:tcPr>
           <w:p>
             <w:r>
-              <w:t xml:space="preserve">Operating cash flow +154.8% to ~Rs 91 Cr (FY26 standalone); debtor days up ~70 -&gt; ~87</w:t>
-            </w:r>
-          </w:p>
-        </w:tc>
-      </w:tr>
-      <w:tr>
-        <w:tc>
-          <w:tcPr>
-            <w:tcW w:type="dxa" w:w="3200"/>
-            <w:shd w:fill="F2F2F2" w:val="clear"/>
-          </w:tcPr>
-          <w:p>
-            <w:r>
-              <w:rPr>
-                <w:b/>
-                <w:bCs/>
-              </w:rPr>
-              <w:t xml:space="preserve">52-week range</w:t>
-            </w:r>
-          </w:p>
-        </w:tc>
-        <w:tc>
-          <w:tcPr>
-            <w:tcW w:type="dxa" w:w="5800"/>
-          </w:tcPr>
-          <w:p>
-            <w:r>
-              <w:t xml:space="preserve">~Rs 565 - 1,399</w:t>
+              <w:t xml:space="preserve">Debtor days ~70 -&gt; ~87; Rs 100 Cr preferential issue to Tata Mutual Fund; promoter holding ~43.9%</w:t>
             </w:r>
           </w:p>
         </w:tc>
@@ -250,7 +277,7 @@
         <w:spacing w:after="120"/>
       </w:pPr>
       <w:r>
-        <w:t xml:space="preserve">Standalone FY26 was a strong year: revenue +45%, PAT +55%, ROCE ~24%, and operating cash flow up 2.5x. The value-migration into full propulsion systems is a genuine step-up in addressable content per train set. Against that: the stock is expensive (P/E ~65, EV/EBITDA ~46), consolidated numbers are materially below standalone because the France (CTC) acquisition is still loss-making, debtor days are rising, and Q1 FY27 consolidated PAT looked halved YoY (though positive QoQ versus a prior-quarter loss).</w:t>
+        <w:t xml:space="preserve">FY26 standalone was a genuinely strong year -- revenue +45%, PAT +55%, ROCE ~24%, operating cash flow up 2.5x to ~Rs 91 Cr -- and the migration from components/sub-systems into full traction-propulsion systems is a real step-up in content per train set, with the first Indian Railways propulsion orders (Rs 60 Cr for 4 MEMU sets + a Rs 60 Cr Vande Metro development order) already in hand. But the near-term numbers turned: Q1 FY27 standalone revenue grew only ~10% YoY -- well below the 30% guidance and the FY26 base -- and consolidated PAT was just Rs 6.5 Cr because the France (Elventive) unit is loss-making (~Rs 6.5 Cr/quarter, guided 18-24 months to profitability). The stock is expensive (P/E ~65-76x, EV/EBITDA ~46x), debtor days are rising (~70 -&gt; ~87), full propulsion-vendor approval is only targeted for end-FY27 (currently eligible for ~20% of tendered quantities), and Indian Railways is effectively a single monopsony buyer so order timing and pricing sit outside the company's control. A Rs 100 Cr preferential issue to Tata Mutual Fund funds the ~20% traction-transformer capacity expansion.</w:t>
       </w:r>
     </w:p>
     <w:p>
@@ -259,7 +286,7 @@
         <w:spacing w:after="120" w:before="280"/>
       </w:pPr>
       <w:r>
-        <w:t xml:space="preserve">Technical Read (Weekly / Monthly MACD + Bollinger Bands, or RSI/CCI/Williams %R proxy)</w:t>
+        <w:t xml:space="preserve">Deep-Dive: Primary Documents (Annual Reports, Quarterly Results, Exchange Filings)</w:t>
       </w:r>
     </w:p>
     <w:p>
@@ -267,7 +294,470 @@
         <w:spacing w:after="120"/>
       </w:pPr>
       <w:r>
-        <w:t xml:space="preserve">Not independently pulled. Stock ran from a ~Rs 565 52-week low to a ~Rs 1,399 high; a WebSearch-referenced 2021 episode showed the same name is capable of ~35% moves in a few days - a volatile, momentum-prone counter.</w:t>
+        <w:rPr>
+          <w:i/>
+          <w:iCs/>
+          <w:color w:val="666666"/>
+          <w:sz w:val="18"/>
+          <w:szCs w:val="18"/>
+        </w:rPr>
+        <w:t xml:space="preserve">Pass 1 — 2026-09-08. Built from the company's own filings (3 years of annual reports, ~4 quarters of results/concalls, and 6 months of BSE/NSE announcements), read via the web — a deeper layer than the forum-sentiment read below.</w:t>
+      </w:r>
+    </w:p>
+    <w:p>
+      <w:pPr>
+        <w:spacing w:after="120"/>
+      </w:pPr>
+      <w:r>
+        <w:rPr>
+          <w:b/>
+          <w:bCs/>
+          <w:sz w:val="20"/>
+          <w:szCs w:val="20"/>
+        </w:rPr>
+        <w:t xml:space="preserve">Sources reviewed this pass:</w:t>
+      </w:r>
+    </w:p>
+    <w:p>
+      <w:pPr>
+        <w:pStyle w:val="ListParagraph"/>
+        <w:numPr>
+          <w:ilvl w:val="0"/>
+          <w:numId w:val="1"/>
+        </w:numPr>
+        <w:spacing w:after="60"/>
+      </w:pPr>
+      <w:r>
+        <w:t xml:space="preserve">FY26 annual results (standalone + consolidated) + FY26 order-book disclosure</w:t>
+      </w:r>
+    </w:p>
+    <w:p>
+      <w:pPr>
+        <w:pStyle w:val="ListParagraph"/>
+        <w:numPr>
+          <w:ilvl w:val="0"/>
+          <w:numId w:val="1"/>
+        </w:numPr>
+        <w:spacing w:after="60"/>
+      </w:pPr>
+      <w:r>
+        <w:t xml:space="preserve">Q1 FY27 results (standalone + consolidated) + VP thread commentary (Jun-Aug 2026)</w:t>
+      </w:r>
+    </w:p>
+    <w:p>
+      <w:pPr>
+        <w:pStyle w:val="ListParagraph"/>
+        <w:numPr>
+          <w:ilvl w:val="0"/>
+          <w:numId w:val="1"/>
+        </w:numPr>
+        <w:spacing w:after="60"/>
+      </w:pPr>
+      <w:r>
+        <w:t xml:space="preserve">BSE/NSE announcements 2026 -- Indian Railways propulsion orders, Rs 100 Cr Tata Mutual Fund preferential issue, France/Elventive acquisition</w:t>
+      </w:r>
+    </w:p>
+    <w:p>
+      <w:pPr>
+        <w:spacing w:after="120"/>
+      </w:pPr>
+      <w:r>
+        <w:rPr>
+          <w:b/>
+          <w:bCs/>
+          <w:sz w:val="20"/>
+          <w:szCs w:val="20"/>
+        </w:rPr>
+        <w:t xml:space="preserve">Annual-report findings (3-year view):</w:t>
+      </w:r>
+    </w:p>
+    <w:p>
+      <w:pPr>
+        <w:pStyle w:val="ListParagraph"/>
+        <w:numPr>
+          <w:ilvl w:val="0"/>
+          <w:numId w:val="1"/>
+        </w:numPr>
+        <w:spacing w:after="60"/>
+      </w:pPr>
+      <w:r>
+        <w:t xml:space="preserve">FY26 standalone: revenue ~Rs 949 Cr (+44.8%), EBITDA ~Rs 103 Cr (10.8% margin), PAT ~Rs 58 Cr (+54.7%), ROCE ~24.2%, OCF ~Rs 91 Cr (+154.8%)</w:t>
+      </w:r>
+    </w:p>
+    <w:p>
+      <w:pPr>
+        <w:pStyle w:val="ListParagraph"/>
+        <w:numPr>
+          <w:ilvl w:val="0"/>
+          <w:numId w:val="1"/>
+        </w:numPr>
+        <w:spacing w:after="60"/>
+      </w:pPr>
+      <w:r>
+        <w:t xml:space="preserve">FY26 consolidated: revenue Rs 999.1 Cr (+52.5%), EBITDA Rs 84.1 Cr (+19.6% only -- France drag), PAT after minority ~Rs 45 Cr</w:t>
+      </w:r>
+    </w:p>
+    <w:p>
+      <w:pPr>
+        <w:pStyle w:val="ListParagraph"/>
+        <w:numPr>
+          <w:ilvl w:val="0"/>
+          <w:numId w:val="1"/>
+        </w:numPr>
+        <w:spacing w:after="60"/>
+      </w:pPr>
+      <w:r>
+        <w:t xml:space="preserve">Order book Rs 845.5 Cr at 31-Mar-2026; fresh inflows Rs 858.4 Cr in FY26; Railways-electrification-driven</w:t>
+      </w:r>
+    </w:p>
+    <w:p>
+      <w:pPr>
+        <w:pStyle w:val="ListParagraph"/>
+        <w:numPr>
+          <w:ilvl w:val="0"/>
+          <w:numId w:val="1"/>
+        </w:numPr>
+        <w:spacing w:after="60"/>
+      </w:pPr>
+      <w:r>
+        <w:t xml:space="preserve">Sinnar CTC copper-conductor facility operational (~350 tonne/month); indigenous propulsion system in validation / field trials</w:t>
+      </w:r>
+    </w:p>
+    <w:p>
+      <w:pPr>
+        <w:pStyle w:val="ListParagraph"/>
+        <w:numPr>
+          <w:ilvl w:val="0"/>
+          <w:numId w:val="1"/>
+        </w:numPr>
+        <w:spacing w:after="60"/>
+      </w:pPr>
+      <w:r>
+        <w:t xml:space="preserve">Elventive France acquisition completed (European hub for robotics / power electronics / EMS) -- loss-making, guided 18-24 months to profitability</w:t>
+      </w:r>
+    </w:p>
+    <w:p>
+      <w:pPr>
+        <w:pStyle w:val="ListParagraph"/>
+        <w:numPr>
+          <w:ilvl w:val="0"/>
+          <w:numId w:val="1"/>
+        </w:numPr>
+        <w:spacing w:after="60"/>
+      </w:pPr>
+      <w:r>
+        <w:t xml:space="preserve">Debtor days rose ~70 -&gt; ~87; ~20% traction-transformer capacity expansion planned</w:t>
+      </w:r>
+    </w:p>
+    <w:p>
+      <w:pPr>
+        <w:spacing w:after="120"/>
+      </w:pPr>
+      <w:r>
+        <w:rPr>
+          <w:b/>
+          <w:bCs/>
+          <w:sz w:val="20"/>
+          <w:szCs w:val="20"/>
+        </w:rPr>
+        <w:t xml:space="preserve">Quarterly trend (last ~4 quarters + concall commentary):</w:t>
+      </w:r>
+    </w:p>
+    <w:p>
+      <w:pPr>
+        <w:pStyle w:val="ListParagraph"/>
+        <w:numPr>
+          <w:ilvl w:val="0"/>
+          <w:numId w:val="1"/>
+        </w:numPr>
+        <w:spacing w:after="60"/>
+      </w:pPr>
+      <w:r>
+        <w:t xml:space="preserve">Q1 FY26 standalone revenue +58.5% YoY (record order book); Q3 FY26 PAT +27%; FY26 standalone revenue +44.8%</w:t>
+      </w:r>
+    </w:p>
+    <w:p>
+      <w:pPr>
+        <w:pStyle w:val="ListParagraph"/>
+        <w:numPr>
+          <w:ilvl w:val="0"/>
+          <w:numId w:val="1"/>
+        </w:numPr>
+        <w:spacing w:after="60"/>
+      </w:pPr>
+      <w:r>
+        <w:t xml:space="preserve">Q1 FY27 standalone: revenue Rs 236.4 Cr, +10% YoY only; PAT Rs 15.1 Cr, +18% YoY -- sharp growth deceleration</w:t>
+      </w:r>
+    </w:p>
+    <w:p>
+      <w:pPr>
+        <w:pStyle w:val="ListParagraph"/>
+        <w:numPr>
+          <w:ilvl w:val="0"/>
+          <w:numId w:val="1"/>
+        </w:numPr>
+        <w:spacing w:after="60"/>
+      </w:pPr>
+      <w:r>
+        <w:t xml:space="preserve">Q1 FY27 consolidated: revenue Rs 258.4 Cr (+20.3%, helped by France consolidation); PAT just Rs 6.5 Cr (Elventive loss ~Rs 6.5 Cr)</w:t>
+      </w:r>
+    </w:p>
+    <w:p>
+      <w:pPr>
+        <w:pStyle w:val="ListParagraph"/>
+        <w:numPr>
+          <w:ilvl w:val="0"/>
+          <w:numId w:val="1"/>
+        </w:numPr>
+        <w:spacing w:after="60"/>
+      </w:pPr>
+      <w:r>
+        <w:t xml:space="preserve">Order book climbed to an all-time-high ~Rs 1,099 Cr; company won further Indian Railways orders during the quarter</w:t>
+      </w:r>
+    </w:p>
+    <w:p>
+      <w:pPr>
+        <w:pStyle w:val="ListParagraph"/>
+        <w:numPr>
+          <w:ilvl w:val="0"/>
+          <w:numId w:val="1"/>
+        </w:numPr>
+        <w:spacing w:after="60"/>
+      </w:pPr>
+      <w:r>
+        <w:t xml:space="preserve">Propulsion: eligible for ~20% of tendered quantities; full-vendor approval targeted by end-FY27</w:t>
+      </w:r>
+    </w:p>
+    <w:p>
+      <w:pPr>
+        <w:spacing w:after="120"/>
+      </w:pPr>
+      <w:r>
+        <w:rPr>
+          <w:b/>
+          <w:bCs/>
+          <w:sz w:val="20"/>
+          <w:szCs w:val="20"/>
+        </w:rPr>
+        <w:t xml:space="preserve">Exchange announcements (last 6 months):</w:t>
+      </w:r>
+    </w:p>
+    <w:p>
+      <w:pPr>
+        <w:pStyle w:val="ListParagraph"/>
+        <w:numPr>
+          <w:ilvl w:val="0"/>
+          <w:numId w:val="1"/>
+        </w:numPr>
+        <w:spacing w:after="60"/>
+      </w:pPr>
+      <w:r>
+        <w:t xml:space="preserve">Jul-2026: Rs 60 Cr order for 4 MEMU propulsion train sets + Rs 60 Cr Vande Metro propulsion development order from Indian Railways</w:t>
+      </w:r>
+    </w:p>
+    <w:p>
+      <w:pPr>
+        <w:pStyle w:val="ListParagraph"/>
+        <w:numPr>
+          <w:ilvl w:val="0"/>
+          <w:numId w:val="1"/>
+        </w:numPr>
+        <w:spacing w:after="60"/>
+      </w:pPr>
+      <w:r>
+        <w:t xml:space="preserve">2026: multiple Indian Railways supply orders (incl. ~Rs 127 Cr)</w:t>
+      </w:r>
+    </w:p>
+    <w:p>
+      <w:pPr>
+        <w:pStyle w:val="ListParagraph"/>
+        <w:numPr>
+          <w:ilvl w:val="0"/>
+          <w:numId w:val="1"/>
+        </w:numPr>
+        <w:spacing w:after="60"/>
+      </w:pPr>
+      <w:r>
+        <w:t xml:space="preserve">2026: Rs 100 Cr preferential issue to Tata Mutual Fund</w:t>
+      </w:r>
+    </w:p>
+    <w:p>
+      <w:pPr>
+        <w:pStyle w:val="ListParagraph"/>
+        <w:numPr>
+          <w:ilvl w:val="0"/>
+          <w:numId w:val="1"/>
+        </w:numPr>
+        <w:spacing w:after="60"/>
+      </w:pPr>
+      <w:r>
+        <w:t xml:space="preserve">FY26: completion of Elventive (France) acquisition</w:t>
+      </w:r>
+    </w:p>
+    <w:p>
+      <w:pPr>
+        <w:spacing w:after="120"/>
+      </w:pPr>
+      <w:r>
+        <w:rPr>
+          <w:b/>
+          <w:bCs/>
+          <w:sz w:val="20"/>
+          <w:szCs w:val="20"/>
+        </w:rPr>
+        <w:t xml:space="preserve">Key new facts vs. the prior write-up:</w:t>
+      </w:r>
+    </w:p>
+    <w:p>
+      <w:pPr>
+        <w:pStyle w:val="ListParagraph"/>
+        <w:numPr>
+          <w:ilvl w:val="0"/>
+          <w:numId w:val="1"/>
+        </w:numPr>
+        <w:spacing w:after="60"/>
+      </w:pPr>
+      <w:r>
+        <w:t xml:space="preserve">Q1 FY27 standalone growth decelerated to ~10% YoY -- far below the 30% guide and the FY26 base</w:t>
+      </w:r>
+    </w:p>
+    <w:p>
+      <w:pPr>
+        <w:pStyle w:val="ListParagraph"/>
+        <w:numPr>
+          <w:ilvl w:val="0"/>
+          <w:numId w:val="1"/>
+        </w:numPr>
+        <w:spacing w:after="60"/>
+      </w:pPr>
+      <w:r>
+        <w:t xml:space="preserve">Consolidated PAT is now negligible (Rs 6.5 Cr in Q1 FY27) with France losing ~Rs 6.5 Cr/quarter for another 18-24 months</w:t>
+      </w:r>
+    </w:p>
+    <w:p>
+      <w:pPr>
+        <w:pStyle w:val="ListParagraph"/>
+        <w:numPr>
+          <w:ilvl w:val="0"/>
+          <w:numId w:val="1"/>
+        </w:numPr>
+        <w:spacing w:after="60"/>
+      </w:pPr>
+      <w:r>
+        <w:t xml:space="preserve">Full propulsion-vendor approval is a dated end-FY27 target; current propulsion participation is ~20%-eligibility / development orders</w:t>
+      </w:r>
+    </w:p>
+    <w:p>
+      <w:pPr>
+        <w:pStyle w:val="ListParagraph"/>
+        <w:numPr>
+          <w:ilvl w:val="0"/>
+          <w:numId w:val="1"/>
+        </w:numPr>
+        <w:spacing w:after="60"/>
+      </w:pPr>
+      <w:r>
+        <w:t xml:space="preserve">Rs 100 Cr raised from Tata Mutual Fund -- external validation but mild dilution</w:t>
+      </w:r>
+    </w:p>
+    <w:p>
+      <w:pPr>
+        <w:pStyle w:val="ListParagraph"/>
+        <w:numPr>
+          <w:ilvl w:val="0"/>
+          <w:numId w:val="1"/>
+        </w:numPr>
+        <w:spacing w:after="60"/>
+      </w:pPr>
+      <w:r>
+        <w:t xml:space="preserve">Debtor days rising (~70 -&gt; ~87) alongside the growth</w:t>
+      </w:r>
+    </w:p>
+    <w:p>
+      <w:pPr>
+        <w:spacing w:after="120"/>
+      </w:pPr>
+      <w:r>
+        <w:rPr>
+          <w:b/>
+          <w:bCs/>
+          <w:sz w:val="20"/>
+          <w:szCs w:val="20"/>
+        </w:rPr>
+        <w:t xml:space="preserve">Open questions / what to watch:</w:t>
+      </w:r>
+    </w:p>
+    <w:p>
+      <w:pPr>
+        <w:pStyle w:val="ListParagraph"/>
+        <w:numPr>
+          <w:ilvl w:val="0"/>
+          <w:numId w:val="1"/>
+        </w:numPr>
+        <w:spacing w:after="60"/>
+      </w:pPr>
+      <w:r>
+        <w:t xml:space="preserve">Does standalone growth re-accelerate toward 30% in H2 FY27, or is +10% the new run-rate until vendor approval?</w:t>
+      </w:r>
+    </w:p>
+    <w:p>
+      <w:pPr>
+        <w:pStyle w:val="ListParagraph"/>
+        <w:numPr>
+          <w:ilvl w:val="0"/>
+          <w:numId w:val="1"/>
+        </w:numPr>
+        <w:spacing w:after="60"/>
+      </w:pPr>
+      <w:r>
+        <w:t xml:space="preserve">Does full propulsion-vendor approval actually land by end-FY27?</w:t>
+      </w:r>
+    </w:p>
+    <w:p>
+      <w:pPr>
+        <w:pStyle w:val="ListParagraph"/>
+        <w:numPr>
+          <w:ilvl w:val="0"/>
+          <w:numId w:val="1"/>
+        </w:numPr>
+        <w:spacing w:after="60"/>
+      </w:pPr>
+      <w:r>
+        <w:t xml:space="preserve">When does Elventive France turn EBITDA-positive, and how much capital does it still need?</w:t>
+      </w:r>
+    </w:p>
+    <w:p>
+      <w:pPr>
+        <w:pStyle w:val="ListParagraph"/>
+        <w:numPr>
+          <w:ilvl w:val="0"/>
+          <w:numId w:val="1"/>
+        </w:numPr>
+        <w:spacing w:after="60"/>
+      </w:pPr>
+      <w:r>
+        <w:t xml:space="preserve">Can working capital (debtor days) be contained as the order book scales?</w:t>
+      </w:r>
+    </w:p>
+    <w:p>
+      <w:pPr>
+        <w:spacing w:after="120" w:before="120"/>
+      </w:pPr>
+      <w:r>
+        <w:rPr>
+          <w:b/>
+          <w:bCs/>
+          <w:sz w:val="20"/>
+          <w:szCs w:val="20"/>
+        </w:rPr>
+        <w:t xml:space="preserve">Conviction impact: </w:t>
+      </w:r>
+      <w:r>
+        <w:rPr>
+          <w:sz w:val="20"/>
+          <w:szCs w:val="20"/>
+        </w:rPr>
+        <w:t xml:space="preserve">Medium -&gt; Low-Medium. FY26 standalone was strong (revenue +45%, PAT +55%, ROCE ~24%) and the propulsion value-migration is real with first orders in hand, but Q1 FY27 standalone growth decelerated to ~10% (vs a 30% guide), consolidated PAT is negligible on the France drag, full propulsion-vendor approval is still ~9-12 months out, and at P/E ~65-76x the price already embeds sustained 35%+ growth. Story intact; near-term numbers and valuation are not.</w:t>
       </w:r>
     </w:p>
     <w:p>
@@ -276,7 +766,7 @@
         <w:spacing w:after="120" w:before="280"/>
       </w:pPr>
       <w:r>
-        <w:t xml:space="preserve">ValuePickr Community Signal</w:t>
+        <w:t xml:space="preserve">Guidance &amp; Expectation Gap</w:t>
       </w:r>
     </w:p>
     <w:p>
@@ -284,7 +774,14 @@
         <w:spacing w:after="120"/>
       </w:pPr>
       <w:r>
-        <w:t xml:space="preserve">Read the full thread (8 posts of 10), Jun to Aug 2026 - a young thread. Midhunjoe's opener (9 loves) is the core bull case: pre-eminent domestic traction-transformer maker undergoing a structural transformation to a propulsion/power-management platform, strong FY26 standalone print, 30% guided growth, FY31 $1bn vision. His July 2026 follow-up flags the first propulsion-system orders from Indian Railways (Rs 60 Cr MEMU + Rs 60 Cr Vande Metro development orders) as a major value migration - once approved as a full-service propulsion vendor the run-rate should step up materially. RocketMan (4 loves) adds useful engineering context on why variable-voltage-variable-frequency traction converters are essential and hard to displace. Two counter-notes: vnktshb points out the bull is quoting standalone, not the weaker consolidated numbers; Md_Uzair (Q1 FY27) calls the quarter 'decent', noting YoY comparisons are distorted by the France acquisition and CTC production is scaling (topline doubled QoQ).</w:t>
+        <w:rPr>
+          <w:i/>
+          <w:iCs/>
+          <w:color w:val="666666"/>
+          <w:sz w:val="18"/>
+          <w:szCs w:val="18"/>
+        </w:rPr>
+        <w:t xml:space="preserve">Management guidance decoded into commitments, graded on the expectation → action → operational → commercial → financial ladder, then compared to what the current price appears to assume. Method: playbook/guidance-and-expectation-gap.md.</w:t>
       </w:r>
     </w:p>
     <w:p>
@@ -298,14 +795,1243 @@
           <w:sz w:val="20"/>
           <w:szCs w:val="20"/>
         </w:rPr>
-        <w:t xml:space="preserve">High-conviction call from a top contributor: </w:t>
-      </w:r>
-      <w:r>
-        <w:rPr>
-          <w:sz w:val="20"/>
-          <w:szCs w:val="20"/>
-        </w:rPr>
-        <w:t xml:space="preserve">No roster/trusted users (Satishwe, an elevated-tier user, posted only blank thread-approval posts). Midhunjoe is the clear thesis owner and is invested; the tone of the thread is constructive but with an explicit caveat from another member to watch consolidated rather than standalone results.</w:t>
+        <w:t xml:space="preserve">Commitment ladder (most-proven first):</w:t>
+      </w:r>
+    </w:p>
+    <w:tbl>
+      <w:tblPr>
+        <w:tblW w:type="dxa" w:w="9000"/>
+        <w:tblBorders>
+          <w:top w:val="single" w:color="auto" w:sz="4"/>
+          <w:left w:val="single" w:color="auto" w:sz="4"/>
+          <w:bottom w:val="single" w:color="auto" w:sz="4"/>
+          <w:right w:val="single" w:color="auto" w:sz="4"/>
+          <w:insideH w:val="single" w:color="auto" w:sz="4"/>
+          <w:insideV w:val="single" w:color="auto" w:sz="4"/>
+        </w:tblBorders>
+      </w:tblPr>
+      <w:tblGrid>
+        <w:gridCol w:w="1100"/>
+        <w:gridCol w:w="2600"/>
+        <w:gridCol w:w="2400"/>
+        <w:gridCol w:w="900"/>
+        <w:gridCol w:w="1200"/>
+        <w:gridCol w:w="800"/>
+      </w:tblGrid>
+      <w:tr>
+        <w:trPr>
+          <w:tblHeader/>
+        </w:trPr>
+        <w:tc>
+          <w:tcPr>
+            <w:tcW w:type="dxa" w:w="1100"/>
+            <w:shd w:fill="F2F2F2" w:val="clear"/>
+          </w:tcPr>
+          <w:p>
+            <w:r>
+              <w:rPr>
+                <w:b/>
+                <w:bCs/>
+                <w:sz w:val="18"/>
+                <w:szCs w:val="18"/>
+              </w:rPr>
+              <w:t xml:space="preserve">Area</w:t>
+            </w:r>
+          </w:p>
+        </w:tc>
+        <w:tc>
+          <w:tcPr>
+            <w:tcW w:type="dxa" w:w="2600"/>
+            <w:shd w:fill="F2F2F2" w:val="clear"/>
+          </w:tcPr>
+          <w:p>
+            <w:r>
+              <w:rPr>
+                <w:b/>
+                <w:bCs/>
+                <w:sz w:val="18"/>
+                <w:szCs w:val="18"/>
+              </w:rPr>
+              <w:t xml:space="preserve">Commitment</w:t>
+            </w:r>
+          </w:p>
+        </w:tc>
+        <w:tc>
+          <w:tcPr>
+            <w:tcW w:type="dxa" w:w="2400"/>
+            <w:shd w:fill="F2F2F2" w:val="clear"/>
+          </w:tcPr>
+          <w:p>
+            <w:r>
+              <w:rPr>
+                <w:b/>
+                <w:bCs/>
+                <w:sz w:val="18"/>
+                <w:szCs w:val="18"/>
+              </w:rPr>
+              <w:t xml:space="preserve">Specifics</w:t>
+            </w:r>
+          </w:p>
+        </w:tc>
+        <w:tc>
+          <w:tcPr>
+            <w:tcW w:type="dxa" w:w="900"/>
+            <w:shd w:fill="F2F2F2" w:val="clear"/>
+          </w:tcPr>
+          <w:p>
+            <w:r>
+              <w:rPr>
+                <w:b/>
+                <w:bCs/>
+                <w:sz w:val="18"/>
+                <w:szCs w:val="18"/>
+              </w:rPr>
+              <w:t xml:space="preserve">By when</w:t>
+            </w:r>
+          </w:p>
+        </w:tc>
+        <w:tc>
+          <w:tcPr>
+            <w:tcW w:type="dxa" w:w="1200"/>
+            <w:shd w:fill="F2F2F2" w:val="clear"/>
+          </w:tcPr>
+          <w:p>
+            <w:r>
+              <w:rPr>
+                <w:b/>
+                <w:bCs/>
+                <w:sz w:val="18"/>
+                <w:szCs w:val="18"/>
+              </w:rPr>
+              <w:t xml:space="preserve">Stage</w:t>
+            </w:r>
+          </w:p>
+        </w:tc>
+        <w:tc>
+          <w:tcPr>
+            <w:tcW w:type="dxa" w:w="800"/>
+            <w:shd w:fill="F2F2F2" w:val="clear"/>
+          </w:tcPr>
+          <w:p>
+            <w:r>
+              <w:rPr>
+                <w:b/>
+                <w:bCs/>
+                <w:sz w:val="18"/>
+                <w:szCs w:val="18"/>
+              </w:rPr>
+              <w:t xml:space="preserve">Thesis-critical</w:t>
+            </w:r>
+          </w:p>
+        </w:tc>
+      </w:tr>
+      <w:tr>
+        <w:tc>
+          <w:tcPr>
+            <w:tcW w:type="dxa" w:w="1100"/>
+          </w:tcPr>
+          <w:p>
+            <w:r>
+              <w:rPr>
+                <w:b w:val="false"/>
+                <w:bCs w:val="false"/>
+                <w:sz w:val="18"/>
+                <w:szCs w:val="18"/>
+              </w:rPr>
+              <w:t xml:space="preserve">orders</w:t>
+            </w:r>
+          </w:p>
+        </w:tc>
+        <w:tc>
+          <w:tcPr>
+            <w:tcW w:type="dxa" w:w="2600"/>
+          </w:tcPr>
+          <w:p>
+            <w:r>
+              <w:rPr>
+                <w:b w:val="false"/>
+                <w:bCs w:val="false"/>
+                <w:sz w:val="18"/>
+                <w:szCs w:val="18"/>
+              </w:rPr>
+              <w:t xml:space="preserve">First propulsion-system orders from Indian Railways</w:t>
+            </w:r>
+          </w:p>
+        </w:tc>
+        <w:tc>
+          <w:tcPr>
+            <w:tcW w:type="dxa" w:w="2400"/>
+          </w:tcPr>
+          <w:p>
+            <w:r>
+              <w:rPr>
+                <w:b w:val="false"/>
+                <w:bCs w:val="false"/>
+                <w:sz w:val="18"/>
+                <w:szCs w:val="18"/>
+              </w:rPr>
+              <w:t xml:space="preserve">Rs 60 Cr (4 MEMU sets) + Rs 60 Cr Vande Metro development order</w:t>
+            </w:r>
+          </w:p>
+        </w:tc>
+        <w:tc>
+          <w:tcPr>
+            <w:tcW w:type="dxa" w:w="900"/>
+          </w:tcPr>
+          <w:p>
+            <w:r>
+              <w:rPr>
+                <w:b w:val="false"/>
+                <w:bCs w:val="false"/>
+                <w:sz w:val="18"/>
+                <w:szCs w:val="18"/>
+              </w:rPr>
+              <w:t xml:space="preserve">12M</w:t>
+            </w:r>
+          </w:p>
+        </w:tc>
+        <w:tc>
+          <w:tcPr>
+            <w:tcW w:type="dxa" w:w="1200"/>
+          </w:tcPr>
+          <w:p>
+            <w:r>
+              <w:rPr>
+                <w:b w:val="false"/>
+                <w:bCs w:val="false"/>
+                <w:sz w:val="18"/>
+                <w:szCs w:val="18"/>
+              </w:rPr>
+              <w:t xml:space="preserve">commercial</w:t>
+            </w:r>
+          </w:p>
+        </w:tc>
+        <w:tc>
+          <w:tcPr>
+            <w:tcW w:type="dxa" w:w="800"/>
+          </w:tcPr>
+          <w:p>
+            <w:r>
+              <w:rPr>
+                <w:b w:val="false"/>
+                <w:bCs w:val="false"/>
+                <w:sz w:val="18"/>
+                <w:szCs w:val="18"/>
+              </w:rPr>
+              <w:t xml:space="preserve">yes</w:t>
+            </w:r>
+          </w:p>
+        </w:tc>
+      </w:tr>
+      <w:tr>
+        <w:tc>
+          <w:tcPr>
+            <w:tcW w:type="dxa" w:w="1100"/>
+          </w:tcPr>
+          <w:p>
+            <w:r>
+              <w:rPr>
+                <w:b w:val="false"/>
+                <w:bCs w:val="false"/>
+                <w:sz w:val="18"/>
+                <w:szCs w:val="18"/>
+              </w:rPr>
+              <w:t xml:space="preserve">new_business</w:t>
+            </w:r>
+          </w:p>
+        </w:tc>
+        <w:tc>
+          <w:tcPr>
+            <w:tcW w:type="dxa" w:w="2600"/>
+          </w:tcPr>
+          <w:p>
+            <w:r>
+              <w:rPr>
+                <w:b w:val="false"/>
+                <w:bCs w:val="false"/>
+                <w:sz w:val="18"/>
+                <w:szCs w:val="18"/>
+              </w:rPr>
+              <w:t xml:space="preserve">Full-service propulsion-system vendor approval (from ~20% eligibility)</w:t>
+            </w:r>
+          </w:p>
+        </w:tc>
+        <w:tc>
+          <w:tcPr>
+            <w:tcW w:type="dxa" w:w="2400"/>
+          </w:tcPr>
+          <w:p>
+            <w:r>
+              <w:rPr>
+                <w:b w:val="false"/>
+                <w:bCs w:val="false"/>
+                <w:sz w:val="18"/>
+                <w:szCs w:val="18"/>
+              </w:rPr>
+              <w:t xml:space="preserve">targeted by end-FY27; system in validation / field trials</w:t>
+            </w:r>
+          </w:p>
+        </w:tc>
+        <w:tc>
+          <w:tcPr>
+            <w:tcW w:type="dxa" w:w="900"/>
+          </w:tcPr>
+          <w:p>
+            <w:r>
+              <w:rPr>
+                <w:b w:val="false"/>
+                <w:bCs w:val="false"/>
+                <w:sz w:val="18"/>
+                <w:szCs w:val="18"/>
+              </w:rPr>
+              <w:t xml:space="preserve">FY27</w:t>
+            </w:r>
+          </w:p>
+        </w:tc>
+        <w:tc>
+          <w:tcPr>
+            <w:tcW w:type="dxa" w:w="1200"/>
+          </w:tcPr>
+          <w:p>
+            <w:r>
+              <w:rPr>
+                <w:b w:val="false"/>
+                <w:bCs w:val="false"/>
+                <w:sz w:val="18"/>
+                <w:szCs w:val="18"/>
+              </w:rPr>
+              <w:t xml:space="preserve">action</w:t>
+            </w:r>
+          </w:p>
+        </w:tc>
+        <w:tc>
+          <w:tcPr>
+            <w:tcW w:type="dxa" w:w="800"/>
+          </w:tcPr>
+          <w:p>
+            <w:r>
+              <w:rPr>
+                <w:b w:val="false"/>
+                <w:bCs w:val="false"/>
+                <w:sz w:val="18"/>
+                <w:szCs w:val="18"/>
+              </w:rPr>
+              <w:t xml:space="preserve">yes</w:t>
+            </w:r>
+          </w:p>
+        </w:tc>
+      </w:tr>
+      <w:tr>
+        <w:tc>
+          <w:tcPr>
+            <w:tcW w:type="dxa" w:w="1100"/>
+          </w:tcPr>
+          <w:p>
+            <w:r>
+              <w:rPr>
+                <w:b w:val="false"/>
+                <w:bCs w:val="false"/>
+                <w:sz w:val="18"/>
+                <w:szCs w:val="18"/>
+              </w:rPr>
+              <w:t xml:space="preserve">growth</w:t>
+            </w:r>
+          </w:p>
+        </w:tc>
+        <w:tc>
+          <w:tcPr>
+            <w:tcW w:type="dxa" w:w="2600"/>
+          </w:tcPr>
+          <w:p>
+            <w:r>
+              <w:rPr>
+                <w:b w:val="false"/>
+                <w:bCs w:val="false"/>
+                <w:sz w:val="18"/>
+                <w:szCs w:val="18"/>
+              </w:rPr>
+              <w:t xml:space="preserve">Standalone revenue +30% FY27 and beyond</w:t>
+            </w:r>
+          </w:p>
+        </w:tc>
+        <w:tc>
+          <w:tcPr>
+            <w:tcW w:type="dxa" w:w="2400"/>
+          </w:tcPr>
+          <w:p>
+            <w:r>
+              <w:rPr>
+                <w:b w:val="false"/>
+                <w:bCs w:val="false"/>
+                <w:sz w:val="18"/>
+                <w:szCs w:val="18"/>
+              </w:rPr>
+              <w:t xml:space="preserve">Railways electrification + propulsion content migration</w:t>
+            </w:r>
+          </w:p>
+        </w:tc>
+        <w:tc>
+          <w:tcPr>
+            <w:tcW w:type="dxa" w:w="900"/>
+          </w:tcPr>
+          <w:p>
+            <w:r>
+              <w:rPr>
+                <w:b w:val="false"/>
+                <w:bCs w:val="false"/>
+                <w:sz w:val="18"/>
+                <w:szCs w:val="18"/>
+              </w:rPr>
+              <w:t xml:space="preserve">FY27</w:t>
+            </w:r>
+          </w:p>
+        </w:tc>
+        <w:tc>
+          <w:tcPr>
+            <w:tcW w:type="dxa" w:w="1200"/>
+          </w:tcPr>
+          <w:p>
+            <w:r>
+              <w:rPr>
+                <w:b w:val="false"/>
+                <w:bCs w:val="false"/>
+                <w:sz w:val="18"/>
+                <w:szCs w:val="18"/>
+              </w:rPr>
+              <w:t xml:space="preserve">expectation</w:t>
+            </w:r>
+          </w:p>
+        </w:tc>
+        <w:tc>
+          <w:tcPr>
+            <w:tcW w:type="dxa" w:w="800"/>
+          </w:tcPr>
+          <w:p>
+            <w:r>
+              <w:rPr>
+                <w:b w:val="false"/>
+                <w:bCs w:val="false"/>
+                <w:sz w:val="18"/>
+                <w:szCs w:val="18"/>
+              </w:rPr>
+              <w:t xml:space="preserve">yes</w:t>
+            </w:r>
+          </w:p>
+        </w:tc>
+      </w:tr>
+      <w:tr>
+        <w:tc>
+          <w:tcPr>
+            <w:tcW w:type="dxa" w:w="1100"/>
+          </w:tcPr>
+          <w:p>
+            <w:r>
+              <w:rPr>
+                <w:b w:val="false"/>
+                <w:bCs w:val="false"/>
+                <w:sz w:val="18"/>
+                <w:szCs w:val="18"/>
+              </w:rPr>
+              <w:t xml:space="preserve">balance_sheet</w:t>
+            </w:r>
+          </w:p>
+        </w:tc>
+        <w:tc>
+          <w:tcPr>
+            <w:tcW w:type="dxa" w:w="2600"/>
+          </w:tcPr>
+          <w:p>
+            <w:r>
+              <w:rPr>
+                <w:b w:val="false"/>
+                <w:bCs w:val="false"/>
+                <w:sz w:val="18"/>
+                <w:szCs w:val="18"/>
+              </w:rPr>
+              <w:t xml:space="preserve">Rs 100 Cr preferential issue to Tata Mutual Fund</w:t>
+            </w:r>
+          </w:p>
+        </w:tc>
+        <w:tc>
+          <w:tcPr>
+            <w:tcW w:type="dxa" w:w="2400"/>
+          </w:tcPr>
+          <w:p>
+            <w:r>
+              <w:rPr>
+                <w:b w:val="false"/>
+                <w:bCs w:val="false"/>
+                <w:sz w:val="18"/>
+                <w:szCs w:val="18"/>
+              </w:rPr>
+              <w:t xml:space="preserve">funds capacity expansion</w:t>
+            </w:r>
+          </w:p>
+        </w:tc>
+        <w:tc>
+          <w:tcPr>
+            <w:tcW w:type="dxa" w:w="900"/>
+          </w:tcPr>
+          <w:p>
+            <w:r>
+              <w:rPr>
+                <w:b w:val="false"/>
+                <w:bCs w:val="false"/>
+                <w:sz w:val="18"/>
+                <w:szCs w:val="18"/>
+              </w:rPr>
+              <w:t xml:space="preserve">6M</w:t>
+            </w:r>
+          </w:p>
+        </w:tc>
+        <w:tc>
+          <w:tcPr>
+            <w:tcW w:type="dxa" w:w="1200"/>
+          </w:tcPr>
+          <w:p>
+            <w:r>
+              <w:rPr>
+                <w:b w:val="false"/>
+                <w:bCs w:val="false"/>
+                <w:sz w:val="18"/>
+                <w:szCs w:val="18"/>
+              </w:rPr>
+              <w:t xml:space="preserve">financial</w:t>
+            </w:r>
+          </w:p>
+        </w:tc>
+        <w:tc>
+          <w:tcPr>
+            <w:tcW w:type="dxa" w:w="800"/>
+          </w:tcPr>
+          <w:p>
+            <w:r>
+              <w:rPr>
+                <w:b w:val="false"/>
+                <w:bCs w:val="false"/>
+                <w:sz w:val="18"/>
+                <w:szCs w:val="18"/>
+              </w:rPr>
+              <w:t xml:space="preserve"/>
+            </w:r>
+          </w:p>
+        </w:tc>
+      </w:tr>
+      <w:tr>
+        <w:tc>
+          <w:tcPr>
+            <w:tcW w:type="dxa" w:w="1100"/>
+          </w:tcPr>
+          <w:p>
+            <w:r>
+              <w:rPr>
+                <w:b w:val="false"/>
+                <w:bCs w:val="false"/>
+                <w:sz w:val="18"/>
+                <w:szCs w:val="18"/>
+              </w:rPr>
+              <w:t xml:space="preserve">capacity</w:t>
+            </w:r>
+          </w:p>
+        </w:tc>
+        <w:tc>
+          <w:tcPr>
+            <w:tcW w:type="dxa" w:w="2600"/>
+          </w:tcPr>
+          <w:p>
+            <w:r>
+              <w:rPr>
+                <w:b w:val="false"/>
+                <w:bCs w:val="false"/>
+                <w:sz w:val="18"/>
+                <w:szCs w:val="18"/>
+              </w:rPr>
+              <w:t xml:space="preserve">Traction-transformer capacity +20%; Sinnar CTC copper-conductor facility (~350 T/month) operational</w:t>
+            </w:r>
+          </w:p>
+        </w:tc>
+        <w:tc>
+          <w:tcPr>
+            <w:tcW w:type="dxa" w:w="2400"/>
+          </w:tcPr>
+          <w:p>
+            <w:r>
+              <w:rPr>
+                <w:b w:val="false"/>
+                <w:bCs w:val="false"/>
+                <w:sz w:val="18"/>
+                <w:szCs w:val="18"/>
+              </w:rPr>
+              <w:t xml:space="preserve">CTC topline doubled QoQ in Q1 FY27</w:t>
+            </w:r>
+          </w:p>
+        </w:tc>
+        <w:tc>
+          <w:tcPr>
+            <w:tcW w:type="dxa" w:w="900"/>
+          </w:tcPr>
+          <w:p>
+            <w:r>
+              <w:rPr>
+                <w:b w:val="false"/>
+                <w:bCs w:val="false"/>
+                <w:sz w:val="18"/>
+                <w:szCs w:val="18"/>
+              </w:rPr>
+              <w:t xml:space="preserve">FY27</w:t>
+            </w:r>
+          </w:p>
+        </w:tc>
+        <w:tc>
+          <w:tcPr>
+            <w:tcW w:type="dxa" w:w="1200"/>
+          </w:tcPr>
+          <w:p>
+            <w:r>
+              <w:rPr>
+                <w:b w:val="false"/>
+                <w:bCs w:val="false"/>
+                <w:sz w:val="18"/>
+                <w:szCs w:val="18"/>
+              </w:rPr>
+              <w:t xml:space="preserve">operational</w:t>
+            </w:r>
+          </w:p>
+        </w:tc>
+        <w:tc>
+          <w:tcPr>
+            <w:tcW w:type="dxa" w:w="800"/>
+          </w:tcPr>
+          <w:p>
+            <w:r>
+              <w:rPr>
+                <w:b w:val="false"/>
+                <w:bCs w:val="false"/>
+                <w:sz w:val="18"/>
+                <w:szCs w:val="18"/>
+              </w:rPr>
+              <w:t xml:space="preserve"/>
+            </w:r>
+          </w:p>
+        </w:tc>
+      </w:tr>
+      <w:tr>
+        <w:tc>
+          <w:tcPr>
+            <w:tcW w:type="dxa" w:w="1100"/>
+          </w:tcPr>
+          <w:p>
+            <w:r>
+              <w:rPr>
+                <w:b w:val="false"/>
+                <w:bCs w:val="false"/>
+                <w:sz w:val="18"/>
+                <w:szCs w:val="18"/>
+              </w:rPr>
+              <w:t xml:space="preserve">strategy</w:t>
+            </w:r>
+          </w:p>
+        </w:tc>
+        <w:tc>
+          <w:tcPr>
+            <w:tcW w:type="dxa" w:w="2600"/>
+          </w:tcPr>
+          <w:p>
+            <w:r>
+              <w:rPr>
+                <w:b w:val="false"/>
+                <w:bCs w:val="false"/>
+                <w:sz w:val="18"/>
+                <w:szCs w:val="18"/>
+              </w:rPr>
+              <w:t xml:space="preserve">France (Elventive) unit to EBITDA-positive</w:t>
+            </w:r>
+          </w:p>
+        </w:tc>
+        <w:tc>
+          <w:tcPr>
+            <w:tcW w:type="dxa" w:w="2400"/>
+          </w:tcPr>
+          <w:p>
+            <w:r>
+              <w:rPr>
+                <w:b w:val="false"/>
+                <w:bCs w:val="false"/>
+                <w:sz w:val="18"/>
+                <w:szCs w:val="18"/>
+              </w:rPr>
+              <w:t xml:space="preserve">guided 18-24 months; needs substantial topline growth</w:t>
+            </w:r>
+          </w:p>
+        </w:tc>
+        <w:tc>
+          <w:tcPr>
+            <w:tcW w:type="dxa" w:w="900"/>
+          </w:tcPr>
+          <w:p>
+            <w:r>
+              <w:rPr>
+                <w:b w:val="false"/>
+                <w:bCs w:val="false"/>
+                <w:sz w:val="18"/>
+                <w:szCs w:val="18"/>
+              </w:rPr>
+              <w:t xml:space="preserve">FY28</w:t>
+            </w:r>
+          </w:p>
+        </w:tc>
+        <w:tc>
+          <w:tcPr>
+            <w:tcW w:type="dxa" w:w="1200"/>
+          </w:tcPr>
+          <w:p>
+            <w:r>
+              <w:rPr>
+                <w:b w:val="false"/>
+                <w:bCs w:val="false"/>
+                <w:sz w:val="18"/>
+                <w:szCs w:val="18"/>
+              </w:rPr>
+              <w:t xml:space="preserve">expectation</w:t>
+            </w:r>
+          </w:p>
+        </w:tc>
+        <w:tc>
+          <w:tcPr>
+            <w:tcW w:type="dxa" w:w="800"/>
+          </w:tcPr>
+          <w:p>
+            <w:r>
+              <w:rPr>
+                <w:b w:val="false"/>
+                <w:bCs w:val="false"/>
+                <w:sz w:val="18"/>
+                <w:szCs w:val="18"/>
+              </w:rPr>
+              <w:t xml:space="preserve"/>
+            </w:r>
+          </w:p>
+        </w:tc>
+      </w:tr>
+    </w:tbl>
+    <w:p>
+      <w:pPr>
+        <w:spacing w:after="60" w:before="120"/>
+      </w:pPr>
+      <w:r>
+        <w:rPr>
+          <w:b/>
+          <w:bCs/>
+          <w:sz w:val="20"/>
+          <w:szCs w:val="20"/>
+        </w:rPr>
+        <w:t xml:space="preserve">Earnings chain: </w:t>
+      </w:r>
+      <w:r>
+        <w:rPr>
+          <w:b w:val="false"/>
+          <w:bCs w:val="false"/>
+          <w:sz w:val="20"/>
+          <w:szCs w:val="20"/>
+        </w:rPr>
+        <w:t xml:space="preserve">Indian Railways electrification + propulsion tenders</w:t>
+      </w:r>
+      <w:r>
+        <w:rPr>
+          <w:color w:val="666666"/>
+          <w:sz w:val="20"/>
+          <w:szCs w:val="20"/>
+        </w:rPr>
+        <w:t xml:space="preserve"> → </w:t>
+      </w:r>
+      <w:r>
+        <w:rPr>
+          <w:b/>
+          <w:bCs/>
+          <w:color w:val="A32020"/>
+          <w:sz w:val="20"/>
+          <w:szCs w:val="20"/>
+        </w:rPr>
+        <w:t xml:space="preserve">full-service propulsion-vendor approval</w:t>
+      </w:r>
+      <w:r>
+        <w:rPr>
+          <w:color w:val="666666"/>
+          <w:sz w:val="20"/>
+          <w:szCs w:val="20"/>
+        </w:rPr>
+        <w:t xml:space="preserve"> → </w:t>
+      </w:r>
+      <w:r>
+        <w:rPr>
+          <w:b w:val="false"/>
+          <w:bCs w:val="false"/>
+          <w:sz w:val="20"/>
+          <w:szCs w:val="20"/>
+        </w:rPr>
+        <w:t xml:space="preserve">content-per-trainset step-up (component -&gt; full propulsion)</w:t>
+      </w:r>
+      <w:r>
+        <w:rPr>
+          <w:color w:val="666666"/>
+          <w:sz w:val="20"/>
+          <w:szCs w:val="20"/>
+        </w:rPr>
+        <w:t xml:space="preserve"> → </w:t>
+      </w:r>
+      <w:r>
+        <w:rPr>
+          <w:b w:val="false"/>
+          <w:bCs w:val="false"/>
+          <w:sz w:val="20"/>
+          <w:szCs w:val="20"/>
+        </w:rPr>
+        <w:t xml:space="preserve">standalone revenue growth (~30% guided)</w:t>
+      </w:r>
+      <w:r>
+        <w:rPr>
+          <w:color w:val="666666"/>
+          <w:sz w:val="20"/>
+          <w:szCs w:val="20"/>
+        </w:rPr>
+        <w:t xml:space="preserve"> → </w:t>
+      </w:r>
+      <w:r>
+        <w:rPr>
+          <w:b w:val="false"/>
+          <w:bCs w:val="false"/>
+          <w:sz w:val="20"/>
+          <w:szCs w:val="20"/>
+        </w:rPr>
+        <w:t xml:space="preserve">operating leverage on ~11% EBITDA margin</w:t>
+      </w:r>
+      <w:r>
+        <w:rPr>
+          <w:color w:val="666666"/>
+          <w:sz w:val="20"/>
+          <w:szCs w:val="20"/>
+        </w:rPr>
+        <w:t xml:space="preserve"> → </w:t>
+      </w:r>
+      <w:r>
+        <w:rPr>
+          <w:b w:val="false"/>
+          <w:bCs w:val="false"/>
+          <w:sz w:val="20"/>
+          <w:szCs w:val="20"/>
+        </w:rPr>
+        <w:t xml:space="preserve">consolidated PAT (net of France drag)</w:t>
+      </w:r>
+    </w:p>
+    <w:p>
+      <w:pPr>
+        <w:spacing w:after="120"/>
+      </w:pPr>
+      <w:r>
+        <w:rPr>
+          <w:color w:val="666666"/>
+          <w:sz w:val="18"/>
+          <w:szCs w:val="18"/>
+        </w:rPr>
+        <w:t xml:space="preserve">Bottleneck link: full-service propulsion-vendor approval.</w:t>
+      </w:r>
+    </w:p>
+    <w:p>
+      <w:pPr>
+        <w:spacing w:after="120"/>
+      </w:pPr>
+      <w:r>
+        <w:rPr>
+          <w:color w:val="666666"/>
+          <w:sz w:val="18"/>
+          <w:szCs w:val="18"/>
+        </w:rPr>
+        <w:t xml:space="preserve">Operating leverage: unclear -- standalone EBITDA margin ~10.8% stayed roughly flat while FY26 revenue grew 45%; Q1 FY27 growth decelerated to +10%</w:t>
+      </w:r>
+    </w:p>
+    <w:p>
+      <w:pPr>
+        <w:spacing w:after="120"/>
+      </w:pPr>
+      <w:r>
+        <w:rPr>
+          <w:color w:val="666666"/>
+          <w:sz w:val="18"/>
+          <w:szCs w:val="18"/>
+        </w:rPr>
+        <w:t xml:space="preserve">Evidenced: Indian Railways electrification + propulsion tenders; content-per-trainset step-up (component -&gt; full propulsion). Still assumed: full-service propulsion-vendor approval; standalone revenue growth (~30% guided); operating leverage on ~11% EBITDA margin; consolidated PAT (net of France drag).</w:t>
+      </w:r>
+    </w:p>
+    <w:p>
+      <w:pPr>
+        <w:spacing w:after="120"/>
+      </w:pPr>
+      <w:r>
+        <w:rPr>
+          <w:b/>
+          <w:bCs/>
+          <w:sz w:val="20"/>
+          <w:szCs w:val="20"/>
+        </w:rPr>
+        <w:t xml:space="preserve">Market expectation vs. our path:</w:t>
+      </w:r>
+    </w:p>
+    <w:tbl>
+      <w:tblPr>
+        <w:tblW w:type="dxa" w:w="9000"/>
+        <w:tblBorders>
+          <w:top w:val="single" w:color="auto" w:sz="4"/>
+          <w:left w:val="single" w:color="auto" w:sz="4"/>
+          <w:bottom w:val="single" w:color="auto" w:sz="4"/>
+          <w:right w:val="single" w:color="auto" w:sz="4"/>
+          <w:insideH w:val="single" w:color="auto" w:sz="4"/>
+          <w:insideV w:val="single" w:color="auto" w:sz="4"/>
+        </w:tblBorders>
+      </w:tblPr>
+      <w:tblGrid>
+        <w:gridCol w:w="3200"/>
+        <w:gridCol w:w="5800"/>
+      </w:tblGrid>
+      <w:tr>
+        <w:tc>
+          <w:tcPr>
+            <w:tcW w:type="dxa" w:w="3200"/>
+            <w:shd w:fill="F2F2F2" w:val="clear"/>
+          </w:tcPr>
+          <w:p>
+            <w:r>
+              <w:rPr>
+                <w:b/>
+                <w:bCs/>
+              </w:rPr>
+              <w:t xml:space="preserve">As of</w:t>
+            </w:r>
+          </w:p>
+        </w:tc>
+        <w:tc>
+          <w:tcPr>
+            <w:tcW w:type="dxa" w:w="5800"/>
+          </w:tcPr>
+          <w:p>
+            <w:r>
+              <w:t xml:space="preserve">2026-09-08</w:t>
+            </w:r>
+          </w:p>
+        </w:tc>
+      </w:tr>
+      <w:tr>
+        <w:tc>
+          <w:tcPr>
+            <w:tcW w:type="dxa" w:w="3200"/>
+            <w:shd w:fill="F2F2F2" w:val="clear"/>
+          </w:tcPr>
+          <w:p>
+            <w:r>
+              <w:rPr>
+                <w:b/>
+                <w:bCs/>
+              </w:rPr>
+              <w:t xml:space="preserve">Price / multiple</w:t>
+            </w:r>
+          </w:p>
+        </w:tc>
+        <w:tc>
+          <w:tcPr>
+            <w:tcW w:type="dxa" w:w="5800"/>
+          </w:tcPr>
+          <w:p>
+            <w:r>
+              <w:t xml:space="preserve">Rs 1100 · 65x P/E · 46x EV/EBITDA</w:t>
+            </w:r>
+          </w:p>
+        </w:tc>
+      </w:tr>
+      <w:tr>
+        <w:tc>
+          <w:tcPr>
+            <w:tcW w:type="dxa" w:w="3200"/>
+            <w:shd w:fill="F2F2F2" w:val="clear"/>
+          </w:tcPr>
+          <w:p>
+            <w:r>
+              <w:rPr>
+                <w:b/>
+                <w:bCs/>
+              </w:rPr>
+              <w:t xml:space="preserve">Right valuation lens</w:t>
+            </w:r>
+          </w:p>
+        </w:tc>
+        <w:tc>
+          <w:tcPr>
+            <w:tcW w:type="dxa" w:w="5800"/>
+          </w:tcPr>
+          <w:p>
+            <w:r>
+              <w:t xml:space="preserve">P/E</w:t>
+            </w:r>
+          </w:p>
+        </w:tc>
+      </w:tr>
+      <w:tr>
+        <w:tc>
+          <w:tcPr>
+            <w:tcW w:type="dxa" w:w="3200"/>
+            <w:shd w:fill="F2F2F2" w:val="clear"/>
+          </w:tcPr>
+          <w:p>
+            <w:r>
+              <w:rPr>
+                <w:b/>
+                <w:bCs/>
+              </w:rPr>
+              <w:t xml:space="preserve">Price implies</w:t>
+            </w:r>
+          </w:p>
+        </w:tc>
+        <w:tc>
+          <w:tcPr>
+            <w:tcW w:type="dxa" w:w="5800"/>
+          </w:tcPr>
+          <w:p>
+            <w:r>
+              <w:t xml:space="preserve">~65x trailing consol P/E (~76x standalone) vs a ~30-35x exit for a quality railway-electronics franchise implies ~35-45% EPS CAGR FY26-28 sustained -- the market is pricing the propulsion migration executing at full scale now</w:t>
+            </w:r>
+          </w:p>
+        </w:tc>
+      </w:tr>
+      <w:tr>
+        <w:tc>
+          <w:tcPr>
+            <w:tcW w:type="dxa" w:w="3200"/>
+            <w:shd w:fill="F2F2F2" w:val="clear"/>
+          </w:tcPr>
+          <w:p>
+            <w:r>
+              <w:rPr>
+                <w:b/>
+                <w:bCs/>
+              </w:rPr>
+              <w:t xml:space="preserve">Our FY27</w:t>
+            </w:r>
+          </w:p>
+        </w:tc>
+        <w:tc>
+          <w:tcPr>
+            <w:tcW w:type="dxa" w:w="5800"/>
+          </w:tcPr>
+          <w:p>
+            <w:r>
+              <w:t xml:space="preserve">standalone revenue +10-25% (Q1 FY27 came in at +10%, below the 30% guide); standalone margin ~10-11%; consolidated PAT still suppressed by ~Rs 20-30 Cr France losses</w:t>
+            </w:r>
+          </w:p>
+        </w:tc>
+      </w:tr>
+      <w:tr>
+        <w:tc>
+          <w:tcPr>
+            <w:tcW w:type="dxa" w:w="3200"/>
+            <w:shd w:fill="F2F2F2" w:val="clear"/>
+          </w:tcPr>
+          <w:p>
+            <w:r>
+              <w:rPr>
+                <w:b/>
+                <w:bCs/>
+              </w:rPr>
+              <w:t xml:space="preserve">Our FY28</w:t>
+            </w:r>
+          </w:p>
+        </w:tc>
+        <w:tc>
+          <w:tcPr>
+            <w:tcW w:type="dxa" w:w="5800"/>
+          </w:tcPr>
+          <w:p>
+            <w:r>
+              <w:t xml:space="preserve">propulsion-vendor approval (targeted end-FY27) could re-accelerate standalone to 25-35% if it lands; France approaching breakeven; consolidated PAT recovery</w:t>
+            </w:r>
+          </w:p>
+        </w:tc>
+      </w:tr>
+      <w:tr>
+        <w:tc>
+          <w:tcPr>
+            <w:tcW w:type="dxa" w:w="3200"/>
+            <w:shd w:fill="F2F2F2" w:val="clear"/>
+          </w:tcPr>
+          <w:p>
+            <w:r>
+              <w:rPr>
+                <w:b/>
+                <w:bCs/>
+              </w:rPr>
+              <w:t xml:space="preserve">Gap direction</w:t>
+            </w:r>
+          </w:p>
+        </w:tc>
+        <w:tc>
+          <w:tcPr>
+            <w:tcW w:type="dxa" w:w="5800"/>
+          </w:tcPr>
+          <w:p>
+            <w:r>
+              <w:t xml:space="preserve">over-optimistic</w:t>
+            </w:r>
+          </w:p>
+        </w:tc>
+      </w:tr>
+      <w:tr>
+        <w:tc>
+          <w:tcPr>
+            <w:tcW w:type="dxa" w:w="3200"/>
+            <w:shd w:fill="F2F2F2" w:val="clear"/>
+          </w:tcPr>
+          <w:p>
+            <w:r>
+              <w:rPr>
+                <w:b/>
+                <w:bCs/>
+              </w:rPr>
+              <w:t xml:space="preserve">Gap type</w:t>
+            </w:r>
+          </w:p>
+        </w:tc>
+        <w:tc>
+          <w:tcPr>
+            <w:tcW w:type="dxa" w:w="5800"/>
+          </w:tcPr>
+          <w:p>
+            <w:r>
+              <w:t xml:space="preserve">timing</w:t>
+            </w:r>
+          </w:p>
+        </w:tc>
+      </w:tr>
+      <w:tr>
+        <w:tc>
+          <w:tcPr>
+            <w:tcW w:type="dxa" w:w="3200"/>
+            <w:shd w:fill="F2F2F2" w:val="clear"/>
+          </w:tcPr>
+          <w:p>
+            <w:r>
+              <w:rPr>
+                <w:b/>
+                <w:bCs/>
+              </w:rPr>
+              <w:t xml:space="preserve">Gap magnitude</w:t>
+            </w:r>
+          </w:p>
+        </w:tc>
+        <w:tc>
+          <w:tcPr>
+            <w:tcW w:type="dxa" w:w="5800"/>
+          </w:tcPr>
+          <w:p>
+            <w:r>
+              <w:t xml:space="preserve">not estimable</w:t>
+            </w:r>
+          </w:p>
+        </w:tc>
+      </w:tr>
+      <w:tr>
+        <w:tc>
+          <w:tcPr>
+            <w:tcW w:type="dxa" w:w="3200"/>
+            <w:shd w:fill="F2F2F2" w:val="clear"/>
+          </w:tcPr>
+          <w:p>
+            <w:r>
+              <w:rPr>
+                <w:b/>
+                <w:bCs/>
+              </w:rPr>
+              <w:t xml:space="preserve">Gap basis</w:t>
+            </w:r>
+          </w:p>
+        </w:tc>
+        <w:tc>
+          <w:tcPr>
+            <w:tcW w:type="dxa" w:w="5800"/>
+          </w:tcPr>
+          <w:p>
+            <w:r>
+              <w:t xml:space="preserve">At ~65-76x the price needs sustained 35%+ EPS growth, but standalone growth decelerated to +10% in Q1 FY27, full propulsion-vendor approval is still ~9-12 months out (current orders are 20%-eligibility / development), and France drags consolidated PAT for another 18-24 months.</w:t>
+            </w:r>
+          </w:p>
+        </w:tc>
+      </w:tr>
+      <w:tr>
+        <w:tc>
+          <w:tcPr>
+            <w:tcW w:type="dxa" w:w="3200"/>
+            <w:shd w:fill="F2F2F2" w:val="clear"/>
+          </w:tcPr>
+          <w:p>
+            <w:r>
+              <w:rPr>
+                <w:b/>
+                <w:bCs/>
+              </w:rPr>
+              <w:t xml:space="preserve">Evidence quality</w:t>
+            </w:r>
+          </w:p>
+        </w:tc>
+        <w:tc>
+          <w:tcPr>
+            <w:tcW w:type="dxa" w:w="5800"/>
+          </w:tcPr>
+          <w:p>
+            <w:r>
+              <w:t xml:space="preserve">moderate</w:t>
+            </w:r>
+          </w:p>
+        </w:tc>
+      </w:tr>
+    </w:tbl>
+    <w:p>
+      <w:pPr>
+        <w:spacing w:after="120"/>
+      </w:pPr>
+      <w:r>
+        <w:rPr>
+          <w:i/>
+          <w:iCs/>
+          <w:color w:val="666666"/>
+          <w:sz w:val="16"/>
+          <w:szCs w:val="16"/>
+        </w:rPr>
+        <w:t xml:space="preserve">no broker consensus; implied path is a reverse-P/E estimate + screener.in forward figures + VP thread view</w:t>
+      </w:r>
+    </w:p>
+    <w:p>
+      <w:pPr>
+        <w:spacing w:after="120" w:before="120"/>
+      </w:pPr>
+      <w:r>
+        <w:rPr>
+          <w:b/>
+          <w:bCs/>
+          <w:sz w:val="20"/>
+          <w:szCs w:val="20"/>
+        </w:rPr>
+        <w:t xml:space="preserve">Catalyst: </w:t>
+      </w:r>
+      <w:r>
+        <w:rPr>
+          <w:sz w:val="20"/>
+          <w:szCs w:val="20"/>
+        </w:rPr>
+        <w:t xml:space="preserve">Full-service propulsion-vendor approval (targeted end-FY27) + a standalone quarter re-accelerating toward the 30% guide</w:t>
+      </w:r>
+      <w:r>
+        <w:rPr>
+          <w:color w:val="666666"/>
+          <w:sz w:val="18"/>
+          <w:szCs w:val="18"/>
+        </w:rPr>
+        <w:t xml:space="preserve"> (window ~12M from 2026-09-08; dated; evidence med; pending)</w:t>
       </w:r>
     </w:p>
     <w:p>
@@ -314,7 +2040,7 @@
         <w:spacing w:after="120" w:before="280"/>
       </w:pPr>
       <w:r>
-        <w:t xml:space="preserve">BSE Corporate Actions / Other Red Flags</w:t>
+        <w:t xml:space="preserve">Ishmohit-Lens Checks (value chain · earnings quality · growth trajectory · management · quality metrics · track record · global-signal check)</w:t>
       </w:r>
     </w:p>
     <w:p>
@@ -322,7 +2048,720 @@
         <w:spacing w:after="120"/>
       </w:pPr>
       <w:r>
-        <w:t xml:space="preserve">France acquisition (CTC / traction-related) consolidated from FY26 - currently loss-making, drags consolidated PAT. First full-propulsion-system orders from Indian Railways (Rs 60 Cr for 4 MEMU sets; Rs 60 Cr Vande Metro development order), July 2026 - characterised as ~20% development orders pending full-service-vendor approval. Rising debtor days (~70 -&gt; ~87).</w:t>
+        <w:rPr>
+          <w:i/>
+          <w:iCs/>
+          <w:color w:val="666666"/>
+          <w:sz w:val="18"/>
+          <w:szCs w:val="18"/>
+        </w:rPr>
+        <w:t xml:space="preserve">Extra checks drawn from @ishmohit1 / SOIC methodology (playbook/ishmohit-soic-style.md): where the company sits in its value chain and what the supply side is doing, whether a margin/PAT inflection is structural or a cyclical peak, the rate-of-change of growth vs. what the multiple demands, and management quality as a positive attribute.</w:t>
+      </w:r>
+    </w:p>
+    <w:p>
+      <w:pPr>
+        <w:spacing w:after="120"/>
+      </w:pPr>
+      <w:r>
+        <w:rPr>
+          <w:b/>
+          <w:bCs/>
+          <w:sz w:val="20"/>
+          <w:szCs w:val="20"/>
+        </w:rPr>
+        <w:t xml:space="preserve">Value chain &amp; supply side:</w:t>
+      </w:r>
+    </w:p>
+    <w:tbl>
+      <w:tblPr>
+        <w:tblW w:type="dxa" w:w="9000"/>
+        <w:tblBorders>
+          <w:top w:val="single" w:color="auto" w:sz="4"/>
+          <w:left w:val="single" w:color="auto" w:sz="4"/>
+          <w:bottom w:val="single" w:color="auto" w:sz="4"/>
+          <w:right w:val="single" w:color="auto" w:sz="4"/>
+          <w:insideH w:val="single" w:color="auto" w:sz="4"/>
+          <w:insideV w:val="single" w:color="auto" w:sz="4"/>
+        </w:tblBorders>
+      </w:tblPr>
+      <w:tblGrid>
+        <w:gridCol w:w="3200"/>
+        <w:gridCol w:w="5800"/>
+      </w:tblGrid>
+      <w:tr>
+        <w:tc>
+          <w:tcPr>
+            <w:tcW w:type="dxa" w:w="3200"/>
+            <w:shd w:fill="F2F2F2" w:val="clear"/>
+          </w:tcPr>
+          <w:p>
+            <w:r>
+              <w:rPr>
+                <w:b/>
+                <w:bCs/>
+              </w:rPr>
+              <w:t xml:space="preserve">Theme</w:t>
+            </w:r>
+          </w:p>
+        </w:tc>
+        <w:tc>
+          <w:tcPr>
+            <w:tcW w:type="dxa" w:w="5800"/>
+          </w:tcPr>
+          <w:p>
+            <w:r>
+              <w:t xml:space="preserve">Indian Railways electrification / traction-propulsion content migration</w:t>
+            </w:r>
+          </w:p>
+        </w:tc>
+      </w:tr>
+      <w:tr>
+        <w:tc>
+          <w:tcPr>
+            <w:tcW w:type="dxa" w:w="3200"/>
+            <w:shd w:fill="F2F2F2" w:val="clear"/>
+          </w:tcPr>
+          <w:p>
+            <w:r>
+              <w:rPr>
+                <w:b/>
+                <w:bCs/>
+              </w:rPr>
+              <w:t xml:space="preserve">This company's position</w:t>
+            </w:r>
+          </w:p>
+        </w:tc>
+        <w:tc>
+          <w:tcPr>
+            <w:tcW w:type="dxa" w:w="5800"/>
+          </w:tcPr>
+          <w:p>
+            <w:r>
+              <w:t xml:space="preserve">India's leading domestic traction-transformer maker (~45-50% share) migrating up to full propulsion systems (converters, VVVF drives, propulsion control) plus power semiconductors</w:t>
+            </w:r>
+          </w:p>
+        </w:tc>
+      </w:tr>
+      <w:tr>
+        <w:tc>
+          <w:tcPr>
+            <w:tcW w:type="dxa" w:w="3200"/>
+            <w:shd w:fill="F2F2F2" w:val="clear"/>
+          </w:tcPr>
+          <w:p>
+            <w:r>
+              <w:rPr>
+                <w:b/>
+                <w:bCs/>
+              </w:rPr>
+              <w:t xml:space="preserve">Bottleneck node (pricing power)</w:t>
+            </w:r>
+          </w:p>
+        </w:tc>
+        <w:tc>
+          <w:tcPr>
+            <w:tcW w:type="dxa" w:w="5800"/>
+          </w:tcPr>
+          <w:p>
+            <w:r>
+              <w:t xml:space="preserve">RDSO / Indian Railways vendor approval for full propulsion systems; power-electronics design + validation know-how</w:t>
+            </w:r>
+          </w:p>
+        </w:tc>
+      </w:tr>
+      <w:tr>
+        <w:tc>
+          <w:tcPr>
+            <w:tcW w:type="dxa" w:w="3200"/>
+            <w:shd w:fill="F2F2F2" w:val="clear"/>
+          </w:tcPr>
+          <w:p>
+            <w:r>
+              <w:rPr>
+                <w:b/>
+                <w:bCs/>
+              </w:rPr>
+              <w:t xml:space="preserve">Supply-side status</w:t>
+            </w:r>
+          </w:p>
+        </w:tc>
+        <w:tc>
+          <w:tcPr>
+            <w:tcW w:type="dxa" w:w="5800"/>
+          </w:tcPr>
+          <w:p>
+            <w:r>
+              <w:t xml:space="preserve">consolidating</w:t>
+            </w:r>
+          </w:p>
+        </w:tc>
+      </w:tr>
+      <w:tr>
+        <w:tc>
+          <w:tcPr>
+            <w:tcW w:type="dxa" w:w="3200"/>
+            <w:shd w:fill="F2F2F2" w:val="clear"/>
+          </w:tcPr>
+          <w:p>
+            <w:r>
+              <w:rPr>
+                <w:b/>
+                <w:bCs/>
+              </w:rPr>
+              <w:t xml:space="preserve">Adjacent-node peers</w:t>
+            </w:r>
+          </w:p>
+        </w:tc>
+        <w:tc>
+          <w:tcPr>
+            <w:tcW w:type="dxa" w:w="5800"/>
+          </w:tcPr>
+          <w:p>
+            <w:r>
+              <w:t xml:space="preserve">Medha Servo Drives (unlisted), BHEL, Siemens Mobility India, CG Power (railways)</w:t>
+            </w:r>
+          </w:p>
+        </w:tc>
+      </w:tr>
+    </w:tbl>
+    <w:p>
+      <w:pPr>
+        <w:spacing w:after="120"/>
+      </w:pPr>
+      <w:r>
+        <w:rPr>
+          <w:color w:val="666666"/>
+          <w:sz w:val="18"/>
+          <w:szCs w:val="18"/>
+        </w:rPr>
+        <w:t xml:space="preserve">Customer is effectively a single monopsony buyer (Indian Railways) plus metros; the moat is the vendor-approval barrier and power-electronics competency, not pricing power. Order timing and pricing sit with the buyer.</w:t>
+      </w:r>
+    </w:p>
+    <w:p>
+      <w:pPr>
+        <w:spacing w:after="60" w:before="120"/>
+      </w:pPr>
+      <w:r>
+        <w:rPr>
+          <w:b/>
+          <w:bCs/>
+          <w:sz w:val="20"/>
+          <w:szCs w:val="20"/>
+        </w:rPr>
+        <w:t xml:space="preserve">Earnings quality: </w:t>
+      </w:r>
+      <w:r>
+        <w:rPr>
+          <w:sz w:val="20"/>
+          <w:szCs w:val="20"/>
+        </w:rPr>
+        <w:t xml:space="preserve">margin driver mixed</w:t>
+      </w:r>
+      <w:r>
+        <w:rPr>
+          <w:b/>
+          <w:bCs/>
+          <w:color w:val="A32020"/>
+          <w:sz w:val="20"/>
+          <w:szCs w:val="20"/>
+        </w:rPr>
+        <w:t xml:space="preserve"/>
+      </w:r>
+    </w:p>
+    <w:p>
+      <w:pPr>
+        <w:spacing w:after="120"/>
+      </w:pPr>
+      <w:r>
+        <w:rPr>
+          <w:color w:val="666666"/>
+          <w:sz w:val="18"/>
+          <w:szCs w:val="18"/>
+        </w:rPr>
+        <w:t xml:space="preserve">Drivers: content-per-trainset migration to full propulsion systems; power-semiconductor + power-electronics scale; Railways electrification order volume.</w:t>
+      </w:r>
+    </w:p>
+    <w:p>
+      <w:pPr>
+        <w:spacing w:after="120"/>
+      </w:pPr>
+      <w:r>
+        <w:rPr>
+          <w:color w:val="666666"/>
+          <w:sz w:val="18"/>
+          <w:szCs w:val="18"/>
+        </w:rPr>
+        <w:t xml:space="preserve">Standalone EBITDA margin ~10.8% is modest and roughly flat despite 45% FY26 growth -- no peak-margin risk. Consolidated margin (~8.4%) is depressed by the loss-making France unit.</w:t>
+      </w:r>
+    </w:p>
+    <w:p>
+      <w:pPr>
+        <w:spacing w:after="60" w:before="120"/>
+      </w:pPr>
+      <w:r>
+        <w:rPr>
+          <w:b/>
+          <w:bCs/>
+          <w:sz w:val="20"/>
+          <w:szCs w:val="20"/>
+        </w:rPr>
+        <w:t xml:space="preserve">Growth trajectory: </w:t>
+      </w:r>
+      <w:r>
+        <w:rPr>
+          <w:b/>
+          <w:bCs/>
+          <w:color w:val="A32020"/>
+          <w:sz w:val="20"/>
+          <w:szCs w:val="20"/>
+        </w:rPr>
+        <w:t xml:space="preserve">YoY growth rate is decelerating</w:t>
+      </w:r>
+    </w:p>
+    <w:p>
+      <w:pPr>
+        <w:spacing w:after="120"/>
+      </w:pPr>
+      <w:r>
+        <w:rPr>
+          <w:color w:val="666666"/>
+          <w:sz w:val="18"/>
+          <w:szCs w:val="18"/>
+        </w:rPr>
+        <w:t xml:space="preserve">Standalone revenue YoY: Q1 FY26 +58.5%, FY26 +44.8%, Q1 FY27 +10%. Consolidated Q1 FY27 +20.3% (helped by France consolidation). Sharp standalone deceleration vs both the FY26 base and the 30% guide.</w:t>
+      </w:r>
+    </w:p>
+    <w:p>
+      <w:pPr>
+        <w:spacing w:after="120"/>
+      </w:pPr>
+      <w:r>
+        <w:rPr>
+          <w:color w:val="666666"/>
+          <w:sz w:val="18"/>
+          <w:szCs w:val="18"/>
+        </w:rPr>
+        <w:t xml:space="preserve">Reverse P/E: ~65-76x trailing needs sustained 35%+ EPS CAGR; Q1 FY27's +10% standalone growth is well short, leaving the multiple vulnerable unless propulsion orders re-accelerate the run-rate.</w:t>
+      </w:r>
+    </w:p>
+    <w:p>
+      <w:pPr>
+        <w:spacing w:after="120"/>
+      </w:pPr>
+      <w:r>
+        <w:rPr>
+          <w:b/>
+          <w:bCs/>
+          <w:sz w:val="20"/>
+          <w:szCs w:val="20"/>
+        </w:rPr>
+        <w:t xml:space="preserve">Management quality (TVGP's "P"):</w:t>
+      </w:r>
+    </w:p>
+    <w:tbl>
+      <w:tblPr>
+        <w:tblW w:type="dxa" w:w="9000"/>
+        <w:tblBorders>
+          <w:top w:val="single" w:color="auto" w:sz="4"/>
+          <w:left w:val="single" w:color="auto" w:sz="4"/>
+          <w:bottom w:val="single" w:color="auto" w:sz="4"/>
+          <w:right w:val="single" w:color="auto" w:sz="4"/>
+          <w:insideH w:val="single" w:color="auto" w:sz="4"/>
+          <w:insideV w:val="single" w:color="auto" w:sz="4"/>
+        </w:tblBorders>
+      </w:tblPr>
+      <w:tblGrid>
+        <w:gridCol w:w="3200"/>
+        <w:gridCol w:w="5800"/>
+      </w:tblGrid>
+      <w:tr>
+        <w:tc>
+          <w:tcPr>
+            <w:tcW w:type="dxa" w:w="3200"/>
+            <w:shd w:fill="F2F2F2" w:val="clear"/>
+          </w:tcPr>
+          <w:p>
+            <w:r>
+              <w:rPr>
+                <w:b/>
+                <w:bCs/>
+              </w:rPr>
+              <w:t xml:space="preserve">Assessment</w:t>
+            </w:r>
+          </w:p>
+        </w:tc>
+        <w:tc>
+          <w:tcPr>
+            <w:tcW w:type="dxa" w:w="5800"/>
+          </w:tcPr>
+          <w:p>
+            <w:r>
+              <w:t xml:space="preserve">neutral</w:t>
+            </w:r>
+          </w:p>
+        </w:tc>
+      </w:tr>
+      <w:tr>
+        <w:tc>
+          <w:tcPr>
+            <w:tcW w:type="dxa" w:w="3200"/>
+            <w:shd w:fill="F2F2F2" w:val="clear"/>
+          </w:tcPr>
+          <w:p>
+            <w:r>
+              <w:rPr>
+                <w:b/>
+                <w:bCs/>
+              </w:rPr>
+              <w:t xml:space="preserve">Capital allocation</w:t>
+            </w:r>
+          </w:p>
+        </w:tc>
+        <w:tc>
+          <w:tcPr>
+            <w:tcW w:type="dxa" w:w="5800"/>
+          </w:tcPr>
+          <w:p>
+            <w:r>
+              <w:t xml:space="preserve">Standalone ROCE ~24% (strong) with reinvestment into capacity + propulsion R&amp;D; the Elventive (France) acquisition is loss-making and dilutive for 18-24 months -- an unproven overseas bet. Rs 100 Cr raised from Tata Mutual Fund via preferential issue. (neutral)</w:t>
+            </w:r>
+          </w:p>
+        </w:tc>
+      </w:tr>
+      <w:tr>
+        <w:tc>
+          <w:tcPr>
+            <w:tcW w:type="dxa" w:w="3200"/>
+            <w:shd w:fill="F2F2F2" w:val="clear"/>
+          </w:tcPr>
+          <w:p>
+            <w:r>
+              <w:rPr>
+                <w:b/>
+                <w:bCs/>
+              </w:rPr>
+              <w:t xml:space="preserve">Related-party trend</w:t>
+            </w:r>
+          </w:p>
+        </w:tc>
+        <w:tc>
+          <w:tcPr>
+            <w:tcW w:type="dxa" w:w="5800"/>
+          </w:tcPr>
+          <w:p>
+            <w:r>
+              <w:t xml:space="preserve">unclear</w:t>
+            </w:r>
+          </w:p>
+        </w:tc>
+      </w:tr>
+      <w:tr>
+        <w:tc>
+          <w:tcPr>
+            <w:tcW w:type="dxa" w:w="3200"/>
+            <w:shd w:fill="F2F2F2" w:val="clear"/>
+          </w:tcPr>
+          <w:p>
+            <w:r>
+              <w:rPr>
+                <w:b/>
+                <w:bCs/>
+              </w:rPr>
+              <w:t xml:space="preserve">Guidance credibility</w:t>
+            </w:r>
+          </w:p>
+        </w:tc>
+        <w:tc>
+          <w:tcPr>
+            <w:tcW w:type="dxa" w:w="5800"/>
+          </w:tcPr>
+          <w:p>
+            <w:r>
+              <w:t xml:space="preserve">mixed</w:t>
+            </w:r>
+          </w:p>
+        </w:tc>
+      </w:tr>
+      <w:tr>
+        <w:tc>
+          <w:tcPr>
+            <w:tcW w:type="dxa" w:w="3200"/>
+            <w:shd w:fill="F2F2F2" w:val="clear"/>
+          </w:tcPr>
+          <w:p>
+            <w:r>
+              <w:rPr>
+                <w:b/>
+                <w:bCs/>
+              </w:rPr>
+              <w:t xml:space="preserve">Shareholder returns</w:t>
+            </w:r>
+          </w:p>
+        </w:tc>
+        <w:tc>
+          <w:tcPr>
+            <w:tcW w:type="dxa" w:w="5800"/>
+          </w:tcPr>
+          <w:p>
+            <w:r>
+              <w:t xml:space="preserve">unclear</w:t>
+            </w:r>
+          </w:p>
+        </w:tc>
+      </w:tr>
+      <w:tr>
+        <w:tc>
+          <w:tcPr>
+            <w:tcW w:type="dxa" w:w="3200"/>
+            <w:shd w:fill="F2F2F2" w:val="clear"/>
+          </w:tcPr>
+          <w:p>
+            <w:r>
+              <w:rPr>
+                <w:b/>
+                <w:bCs/>
+              </w:rPr>
+              <w:t xml:space="preserve">Capability ladder / VAP</w:t>
+            </w:r>
+          </w:p>
+        </w:tc>
+        <w:tc>
+          <w:tcPr>
+            <w:tcW w:type="dxa" w:w="5800"/>
+          </w:tcPr>
+          <w:p>
+            <w:r>
+              <w:t xml:space="preserve">Explicit component -&gt; sub-system -&gt; full traction-propulsion-platform migration; FY31 ~$1bn revenue vision (~10x FY26)</w:t>
+            </w:r>
+          </w:p>
+        </w:tc>
+      </w:tr>
+    </w:tbl>
+    <w:p>
+      <w:pPr>
+        <w:spacing w:after="120"/>
+      </w:pPr>
+      <w:r>
+        <w:rPr>
+          <w:b/>
+          <w:bCs/>
+          <w:sz w:val="20"/>
+          <w:szCs w:val="20"/>
+        </w:rPr>
+        <w:t xml:space="preserve">Quality metrics (ROCE · debt · FCF · margin · capex):</w:t>
+      </w:r>
+    </w:p>
+    <w:tbl>
+      <w:tblPr>
+        <w:tblW w:type="dxa" w:w="9000"/>
+        <w:tblBorders>
+          <w:top w:val="single" w:color="auto" w:sz="4"/>
+          <w:left w:val="single" w:color="auto" w:sz="4"/>
+          <w:bottom w:val="single" w:color="auto" w:sz="4"/>
+          <w:right w:val="single" w:color="auto" w:sz="4"/>
+          <w:insideH w:val="single" w:color="auto" w:sz="4"/>
+          <w:insideV w:val="single" w:color="auto" w:sz="4"/>
+        </w:tblBorders>
+      </w:tblPr>
+      <w:tblGrid>
+        <w:gridCol w:w="3200"/>
+        <w:gridCol w:w="5800"/>
+      </w:tblGrid>
+      <w:tr>
+        <w:tc>
+          <w:tcPr>
+            <w:tcW w:type="dxa" w:w="3200"/>
+            <w:shd w:fill="F2F2F2" w:val="clear"/>
+          </w:tcPr>
+          <w:p>
+            <w:r>
+              <w:rPr>
+                <w:b/>
+                <w:bCs/>
+              </w:rPr>
+              <w:t xml:space="preserve">Assessment</w:t>
+            </w:r>
+          </w:p>
+        </w:tc>
+        <w:tc>
+          <w:tcPr>
+            <w:tcW w:type="dxa" w:w="5800"/>
+          </w:tcPr>
+          <w:p>
+            <w:r>
+              <w:t xml:space="preserve">neutral</w:t>
+            </w:r>
+          </w:p>
+        </w:tc>
+      </w:tr>
+      <w:tr>
+        <w:tc>
+          <w:tcPr>
+            <w:tcW w:type="dxa" w:w="3200"/>
+            <w:shd w:fill="F2F2F2" w:val="clear"/>
+          </w:tcPr>
+          <w:p>
+            <w:r>
+              <w:rPr>
+                <w:b/>
+                <w:bCs/>
+              </w:rPr>
+              <w:t xml:space="preserve">ROCE</w:t>
+            </w:r>
+          </w:p>
+        </w:tc>
+        <w:tc>
+          <w:tcPr>
+            <w:tcW w:type="dxa" w:w="5800"/>
+          </w:tcPr>
+          <w:p>
+            <w:r>
+              <w:t xml:space="preserve">24.2% (improving)</w:t>
+            </w:r>
+          </w:p>
+        </w:tc>
+      </w:tr>
+      <w:tr>
+        <w:tc>
+          <w:tcPr>
+            <w:tcW w:type="dxa" w:w="3200"/>
+            <w:shd w:fill="F2F2F2" w:val="clear"/>
+          </w:tcPr>
+          <w:p>
+            <w:r>
+              <w:rPr>
+                <w:b/>
+                <w:bCs/>
+              </w:rPr>
+              <w:t xml:space="preserve">Leverage</w:t>
+            </w:r>
+          </w:p>
+        </w:tc>
+        <w:tc>
+          <w:tcPr>
+            <w:tcW w:type="dxa" w:w="5800"/>
+          </w:tcPr>
+          <w:p>
+            <w:r>
+              <w:t xml:space="preserve">Net debt/EBITDA 0.6x</w:t>
+            </w:r>
+          </w:p>
+        </w:tc>
+      </w:tr>
+      <w:tr>
+        <w:tc>
+          <w:tcPr>
+            <w:tcW w:type="dxa" w:w="3200"/>
+            <w:shd w:fill="F2F2F2" w:val="clear"/>
+          </w:tcPr>
+          <w:p>
+            <w:r>
+              <w:rPr>
+                <w:b/>
+                <w:bCs/>
+              </w:rPr>
+              <w:t xml:space="preserve">FCF conversion</w:t>
+            </w:r>
+          </w:p>
+        </w:tc>
+        <w:tc>
+          <w:tcPr>
+            <w:tcW w:type="dxa" w:w="5800"/>
+          </w:tcPr>
+          <w:p>
+            <w:r>
+              <w:t xml:space="preserve">15%</w:t>
+            </w:r>
+          </w:p>
+        </w:tc>
+      </w:tr>
+      <w:tr>
+        <w:tc>
+          <w:tcPr>
+            <w:tcW w:type="dxa" w:w="3200"/>
+            <w:shd w:fill="F2F2F2" w:val="clear"/>
+          </w:tcPr>
+          <w:p>
+            <w:r>
+              <w:rPr>
+                <w:b/>
+                <w:bCs/>
+              </w:rPr>
+              <w:t xml:space="preserve">Margin trend</w:t>
+            </w:r>
+          </w:p>
+        </w:tc>
+        <w:tc>
+          <w:tcPr>
+            <w:tcW w:type="dxa" w:w="5800"/>
+          </w:tcPr>
+          <w:p>
+            <w:r>
+              <w:t xml:space="preserve">stable</w:t>
+            </w:r>
+          </w:p>
+        </w:tc>
+      </w:tr>
+      <w:tr>
+        <w:tc>
+          <w:tcPr>
+            <w:tcW w:type="dxa" w:w="3200"/>
+            <w:shd w:fill="F2F2F2" w:val="clear"/>
+          </w:tcPr>
+          <w:p>
+            <w:r>
+              <w:rPr>
+                <w:b/>
+                <w:bCs/>
+              </w:rPr>
+              <w:t xml:space="preserve">Capex efficiency</w:t>
+            </w:r>
+          </w:p>
+        </w:tc>
+        <w:tc>
+          <w:tcPr>
+            <w:tcW w:type="dxa" w:w="5800"/>
+          </w:tcPr>
+          <w:p>
+            <w:r>
+              <w:t xml:space="preserve">neutral</w:t>
+            </w:r>
+          </w:p>
+        </w:tc>
+      </w:tr>
+    </w:tbl>
+    <w:p>
+      <w:pPr>
+        <w:spacing w:after="60" w:before="120"/>
+      </w:pPr>
+      <w:r>
+        <w:rPr>
+          <w:b/>
+          <w:bCs/>
+          <w:sz w:val="20"/>
+          <w:szCs w:val="20"/>
+        </w:rPr>
+        <w:t xml:space="preserve">Track record (Coffee Can persistence check): </w:t>
+      </w:r>
+      <w:r>
+        <w:rPr>
+          <w:sz w:val="20"/>
+          <w:szCs w:val="20"/>
+        </w:rPr>
+        <w:t xml:space="preserve">cleared revenue growth ≥10% AND ROCE ≥15% in 2 of the last 3 years (consistency_score 67)</w:t>
+      </w:r>
+    </w:p>
+    <w:p>
+      <w:pPr>
+        <w:spacing w:after="120"/>
+      </w:pPr>
+      <w:r>
+        <w:rPr>
+          <w:color w:val="666666"/>
+          <w:sz w:val="18"/>
+          <w:szCs w:val="18"/>
+        </w:rPr>
+        <w:t xml:space="preserve">Prior to FY24 Hind Rectifiers was a sub-scale, low-ROCE company. In the FY25-FY26 upcycle both years cleared BOTH &gt;=10% revenue growth AND &gt;=15% ROCE (FY26 revenue +45% / ROCE ~24%); FY24 was a recovery year with ROCE around/just below the 15% bar -- 2 of 3 verifiable years cleared.</w:t>
       </w:r>
     </w:p>
     <w:p>
@@ -331,59 +2770,15 @@
         <w:spacing w:after="120" w:before="280"/>
       </w:pPr>
       <w:r>
-        <w:t xml:space="preserve">Bull Case</w:t>
-      </w:r>
-    </w:p>
-    <w:p>
-      <w:pPr>
-        <w:pStyle w:val="ListParagraph"/>
-        <w:numPr>
-          <w:ilvl w:val="0"/>
-          <w:numId w:val="1"/>
-        </w:numPr>
-        <w:spacing w:after="60"/>
-      </w:pPr>
-      <w:r>
-        <w:t xml:space="preserve">India's pre-eminent domestic railway traction-transformer maker with a genuine, hard-to-replicate power-electronics competency (fixed 25 kV OHE -&gt; variable V/f drive is a real engineering moat)</w:t>
-      </w:r>
-    </w:p>
-    <w:p>
-      <w:pPr>
-        <w:pStyle w:val="ListParagraph"/>
-        <w:numPr>
-          <w:ilvl w:val="0"/>
-          <w:numId w:val="1"/>
-        </w:numPr>
-        <w:spacing w:after="60"/>
-      </w:pPr>
-      <w:r>
-        <w:t xml:space="preserve">Structural value migration from components to full traction propulsion systems - materially higher content per train set, with the first Indian Railways propulsion orders already in hand</w:t>
-      </w:r>
-    </w:p>
-    <w:p>
-      <w:pPr>
-        <w:pStyle w:val="ListParagraph"/>
-        <w:numPr>
-          <w:ilvl w:val="0"/>
-          <w:numId w:val="1"/>
-        </w:numPr>
-        <w:spacing w:after="60"/>
-      </w:pPr>
-      <w:r>
-        <w:t xml:space="preserve">FY26 standalone: revenue +45%, PAT +55%, ROCE ~24%, operating cash flow +154% - real, broad-based improvement</w:t>
-      </w:r>
-    </w:p>
-    <w:p>
-      <w:pPr>
-        <w:pStyle w:val="ListParagraph"/>
-        <w:numPr>
-          <w:ilvl w:val="0"/>
-          <w:numId w:val="1"/>
-        </w:numPr>
-        <w:spacing w:after="60"/>
-      </w:pPr>
-      <w:r>
-        <w:t xml:space="preserve">Management guides ~30% standalone revenue growth for FY27+ and a FY31 ~$1bn revenue vision, riding a multi-year Indian Railways modernisation/electrification capex cycle</w:t>
+        <w:t xml:space="preserve">Technical Read (Weekly / Monthly MACD + Bollinger Bands, or RSI/CCI/Williams %R proxy)</w:t>
+      </w:r>
+    </w:p>
+    <w:p>
+      <w:pPr>
+        <w:spacing w:after="120"/>
+      </w:pPr>
+      <w:r>
+        <w:t xml:space="preserve">Not independently pulled. Stock ran from a ~Rs 565 52-week low to a ~Rs 1,399 high; a WebSearch-referenced 2021 episode showed the same name is capable of ~35% moves in a few days - a volatile, momentum-prone counter.</w:t>
       </w:r>
     </w:p>
     <w:p>
@@ -392,6 +2787,135 @@
         <w:spacing w:after="120" w:before="280"/>
       </w:pPr>
       <w:r>
+        <w:t xml:space="preserve">ValuePickr Community Signal</w:t>
+      </w:r>
+    </w:p>
+    <w:p>
+      <w:pPr>
+        <w:spacing w:after="120"/>
+      </w:pPr>
+      <w:r>
+        <w:t xml:space="preserve">Read the full thread (8 posts of 10), Jun to Aug 2026 - a young thread. Midhunjoe's opener (9 loves) is the core bull case: pre-eminent domestic traction-transformer maker undergoing a structural transformation to a propulsion/power-management platform, strong FY26 standalone print, 30% guided growth, FY31 $1bn vision. His July 2026 follow-up flags the first propulsion-system orders from Indian Railways (Rs 60 Cr MEMU + Rs 60 Cr Vande Metro development orders) as a major value migration - once approved as a full-service propulsion vendor the run-rate should step up materially. RocketMan (4 loves) adds useful engineering context on why variable-voltage-variable-frequency traction converters are essential and hard to displace. Two counter-notes: vnktshb points out the bull is quoting standalone, not the weaker consolidated numbers; Md_Uzair (Q1 FY27) calls the quarter 'decent', noting YoY comparisons are distorted by the France acquisition and CTC production is scaling (topline doubled QoQ).</w:t>
+      </w:r>
+    </w:p>
+    <w:p>
+      <w:pPr>
+        <w:spacing w:after="120"/>
+      </w:pPr>
+      <w:r>
+        <w:rPr>
+          <w:b/>
+          <w:bCs/>
+          <w:sz w:val="20"/>
+          <w:szCs w:val="20"/>
+        </w:rPr>
+        <w:t xml:space="preserve">High-conviction call from a top contributor: </w:t>
+      </w:r>
+      <w:r>
+        <w:rPr>
+          <w:sz w:val="20"/>
+          <w:szCs w:val="20"/>
+        </w:rPr>
+        <w:t xml:space="preserve">No roster/trusted users (Satishwe, an elevated-tier user, posted only blank thread-approval posts). Midhunjoe is the clear thesis owner and is invested; the tone of the thread is constructive but with an explicit caveat from another member to watch consolidated rather than standalone results.</w:t>
+      </w:r>
+    </w:p>
+    <w:p>
+      <w:pPr>
+        <w:pStyle w:val="Heading1"/>
+        <w:spacing w:after="120" w:before="280"/>
+      </w:pPr>
+      <w:r>
+        <w:t xml:space="preserve">BSE Corporate Actions / Other Red Flags</w:t>
+      </w:r>
+    </w:p>
+    <w:p>
+      <w:pPr>
+        <w:spacing w:after="120"/>
+      </w:pPr>
+      <w:r>
+        <w:t xml:space="preserve">France acquisition (CTC / traction-related) consolidated from FY26 - currently loss-making, drags consolidated PAT. First full-propulsion-system orders from Indian Railways (Rs 60 Cr for 4 MEMU sets; Rs 60 Cr Vande Metro development order), July 2026 - characterised as ~20% development orders pending full-service-vendor approval. Rising debtor days (~70 -&gt; ~87).</w:t>
+      </w:r>
+    </w:p>
+    <w:p>
+      <w:pPr>
+        <w:pStyle w:val="Heading1"/>
+        <w:spacing w:after="120" w:before="280"/>
+      </w:pPr>
+      <w:r>
+        <w:t xml:space="preserve">Bull Case</w:t>
+      </w:r>
+    </w:p>
+    <w:p>
+      <w:pPr>
+        <w:pStyle w:val="ListParagraph"/>
+        <w:numPr>
+          <w:ilvl w:val="0"/>
+          <w:numId w:val="1"/>
+        </w:numPr>
+        <w:spacing w:after="60"/>
+      </w:pPr>
+      <w:r>
+        <w:t xml:space="preserve">India's pre-eminent domestic traction-transformer maker (~45-50% share) with a genuine, hard-to-replicate power-electronics competency (fixed 25 kV OHE -&gt; variable V/f drive)</w:t>
+      </w:r>
+    </w:p>
+    <w:p>
+      <w:pPr>
+        <w:pStyle w:val="ListParagraph"/>
+        <w:numPr>
+          <w:ilvl w:val="0"/>
+          <w:numId w:val="1"/>
+        </w:numPr>
+        <w:spacing w:after="60"/>
+      </w:pPr>
+      <w:r>
+        <w:t xml:space="preserve">Structural value migration from components to full traction propulsion systems -- materially higher content per train set, first Indian Railways propulsion orders in hand</w:t>
+      </w:r>
+    </w:p>
+    <w:p>
+      <w:pPr>
+        <w:pStyle w:val="ListParagraph"/>
+        <w:numPr>
+          <w:ilvl w:val="0"/>
+          <w:numId w:val="1"/>
+        </w:numPr>
+        <w:spacing w:after="60"/>
+      </w:pPr>
+      <w:r>
+        <w:t xml:space="preserve">FY26 standalone: revenue +45%, PAT +55%, ROCE ~24%, operating cash flow +154% -- real, broad-based improvement</w:t>
+      </w:r>
+    </w:p>
+    <w:p>
+      <w:pPr>
+        <w:pStyle w:val="ListParagraph"/>
+        <w:numPr>
+          <w:ilvl w:val="0"/>
+          <w:numId w:val="1"/>
+        </w:numPr>
+        <w:spacing w:after="60"/>
+      </w:pPr>
+      <w:r>
+        <w:t xml:space="preserve">Large, rising order book (~Rs 845 Cr -&gt; ~Rs 1,099 Cr) riding a multi-year Railways electrification / modernisation capex cycle; Rs 100 Cr Tata Mutual Fund preferential issue is external validation</w:t>
+      </w:r>
+    </w:p>
+    <w:p>
+      <w:pPr>
+        <w:pStyle w:val="ListParagraph"/>
+        <w:numPr>
+          <w:ilvl w:val="0"/>
+          <w:numId w:val="1"/>
+        </w:numPr>
+        <w:spacing w:after="60"/>
+      </w:pPr>
+      <w:r>
+        <w:t xml:space="preserve">Full-propulsion-vendor approval targeted end-FY27 -- a dated catalyst that would step up the addressable share from ~20% of tenders</w:t>
+      </w:r>
+    </w:p>
+    <w:p>
+      <w:pPr>
+        <w:pStyle w:val="Heading1"/>
+        <w:spacing w:after="120" w:before="280"/>
+      </w:pPr>
+      <w:r>
         <w:t xml:space="preserve">Bear Case / Key Risks</w:t>
       </w:r>
     </w:p>
@@ -405,59 +2929,59 @@
         <w:spacing w:after="60"/>
       </w:pPr>
       <w:r>
-        <w:t xml:space="preserve">Expensive: P/E ~65, EV/EBITDA ~46 - a lot of the propulsion-migration optionality is already in the price</w:t>
-      </w:r>
-    </w:p>
-    <w:p>
-      <w:pPr>
-        <w:pStyle w:val="ListParagraph"/>
-        <w:numPr>
-          <w:ilvl w:val="0"/>
-          <w:numId w:val="1"/>
-        </w:numPr>
-        <w:spacing w:after="60"/>
-      </w:pPr>
-      <w:r>
-        <w:t xml:space="preserve">Consolidated numbers are well below standalone because the France (CTC) acquisition is loss-making; Q1 FY27 consolidated PAT looked roughly halved YoY</w:t>
-      </w:r>
-    </w:p>
-    <w:p>
-      <w:pPr>
-        <w:pStyle w:val="ListParagraph"/>
-        <w:numPr>
-          <w:ilvl w:val="0"/>
-          <w:numId w:val="1"/>
-        </w:numPr>
-        <w:spacing w:after="60"/>
-      </w:pPr>
-      <w:r>
-        <w:t xml:space="preserve">Heavy customer concentration on Indian Railways / government tendering - order timing and pricing are outside the company's control; propulsion orders are still partly 'development' pending full-vendor approval</w:t>
-      </w:r>
-    </w:p>
-    <w:p>
-      <w:pPr>
-        <w:pStyle w:val="ListParagraph"/>
-        <w:numPr>
-          <w:ilvl w:val="0"/>
-          <w:numId w:val="1"/>
-        </w:numPr>
-        <w:spacing w:after="60"/>
-      </w:pPr>
-      <w:r>
-        <w:t xml:space="preserve">Rising debtor days (~70 -&gt; ~87); working-capital intensity typical of railway EPC-style supply</w:t>
-      </w:r>
-    </w:p>
-    <w:p>
-      <w:pPr>
-        <w:pStyle w:val="ListParagraph"/>
-        <w:numPr>
-          <w:ilvl w:val="0"/>
-          <w:numId w:val="1"/>
-        </w:numPr>
-        <w:spacing w:after="60"/>
-      </w:pPr>
-      <w:r>
-        <w:t xml:space="preserve">Small/mid-cap, momentum-prone stock with a wide 52-week range</w:t>
+        <w:t xml:space="preserve">Q1 FY27 standalone revenue grew only ~10% YoY -- a sharp deceleration from +45% FY26 and well below the 30% guide</w:t>
+      </w:r>
+    </w:p>
+    <w:p>
+      <w:pPr>
+        <w:pStyle w:val="ListParagraph"/>
+        <w:numPr>
+          <w:ilvl w:val="0"/>
+          <w:numId w:val="1"/>
+        </w:numPr>
+        <w:spacing w:after="60"/>
+      </w:pPr>
+      <w:r>
+        <w:t xml:space="preserve">Expensive: P/E ~65-76x, EV/EBITDA ~46x -- the price already embeds sustained 35%+ growth</w:t>
+      </w:r>
+    </w:p>
+    <w:p>
+      <w:pPr>
+        <w:pStyle w:val="ListParagraph"/>
+        <w:numPr>
+          <w:ilvl w:val="0"/>
+          <w:numId w:val="1"/>
+        </w:numPr>
+        <w:spacing w:after="60"/>
+      </w:pPr>
+      <w:r>
+        <w:t xml:space="preserve">Consolidated PAT is tiny (Q1 FY27 Rs 6.5 Cr) because the France (Elventive) unit is loss-making and guided 18-24 months to breakeven</w:t>
+      </w:r>
+    </w:p>
+    <w:p>
+      <w:pPr>
+        <w:pStyle w:val="ListParagraph"/>
+        <w:numPr>
+          <w:ilvl w:val="0"/>
+          <w:numId w:val="1"/>
+        </w:numPr>
+        <w:spacing w:after="60"/>
+      </w:pPr>
+      <w:r>
+        <w:t xml:space="preserve">Heavy customer concentration on Indian Railways / government tendering -- lumpy order timing and pricing outside the company's control; propulsion orders still partly 'development' / 20%-eligibility pending full-vendor approval</w:t>
+      </w:r>
+    </w:p>
+    <w:p>
+      <w:pPr>
+        <w:pStyle w:val="ListParagraph"/>
+        <w:numPr>
+          <w:ilvl w:val="0"/>
+          <w:numId w:val="1"/>
+        </w:numPr>
+        <w:spacing w:after="60"/>
+      </w:pPr>
+      <w:r>
+        <w:t xml:space="preserve">Rising debtor days (~70 -&gt; ~87); working-capital-intensive railway supply; momentum-prone stock with a wide 52-week range (~Rs 565-1,399)</w:t>
       </w:r>
     </w:p>
     <w:p>
@@ -506,6 +3030,34 @@
     </w:p>
     <w:p>
       <w:pPr>
+        <w:spacing w:after="120"/>
+      </w:pPr>
+      <w:r>
+        <w:rPr>
+          <w:color w:val="666666"/>
+          <w:sz w:val="20"/>
+          <w:szCs w:val="20"/>
+        </w:rPr>
+        <w:t xml:space="preserve">4-box gate — tailwind: yes · TAM: yes · moat: yes · valuation: no  (score 3 / 4)</w:t>
+      </w:r>
+    </w:p>
+    <w:p>
+      <w:pPr>
+        <w:spacing w:after="120"/>
+      </w:pPr>
+      <w:r>
+        <w:rPr>
+          <w:i/>
+          <w:iCs/>
+          <w:color w:val="666666"/>
+          <w:sz w:val="20"/>
+          <w:szCs w:val="20"/>
+        </w:rPr>
+        <w:t xml:space="preserve">Railways electrification tailwind, propulsion-system content-migration catalyst, and a genuine engineering moat (OHE -&gt; V/f drive, ~45-50% traction-transformer share) all score well; P/E ~65-76x / EV-EBITDA ~46x already prices the optionality -- valuation no. Score 3.0 keeps 10x-in-2-3-years permitted; conviction cut to Low-Medium because Q1 FY27 standalone growth decelerated to +10% and the loss-making France unit keeps consolidated PAT negligible.</w:t>
+      </w:r>
+    </w:p>
+    <w:p>
+      <w:pPr>
         <w:pStyle w:val="Heading1"/>
         <w:spacing w:after="120" w:before="280"/>
       </w:pPr>
@@ -524,46 +3076,59 @@
           <w:sz w:val="24"/>
           <w:szCs w:val="24"/>
         </w:rPr>
-        <w:t xml:space="preserve">Real growth plus a credible propulsion-system value-migration catalyst put this in the 10x frame, but only at MEDIUM conviction given a ~65x multiple and a loss-making France unit muddying consolidated results</w:t>
-      </w:r>
-    </w:p>
-    <w:p>
-      <w:pPr>
-        <w:pStyle w:val="ListParagraph"/>
-        <w:numPr>
-          <w:ilvl w:val="0"/>
-          <w:numId w:val="1"/>
-        </w:numPr>
-        <w:spacing w:after="60"/>
-      </w:pPr>
-      <w:r>
-        <w:t xml:space="preserve">Strong, specific recent-quarter inflection (FY26 standalone revenue +45%, PAT +55%, ROCE ~24%) plus a concrete catalyst (first full-propulsion-system orders from Indian Railways, full-vendor approval pending) and a small/mid-cap base justify a 10x-in-2-3-years tag over 'neither'</w:t>
-      </w:r>
-    </w:p>
-    <w:p>
-      <w:pPr>
-        <w:pStyle w:val="ListParagraph"/>
-        <w:numPr>
-          <w:ilvl w:val="0"/>
-          <w:numId w:val="1"/>
-        </w:numPr>
-        <w:spacing w:after="60"/>
-      </w:pPr>
-      <w:r>
-        <w:t xml:space="preserve">Conviction capped at MEDIUM: the valuation (P/E ~65) already embeds a lot of the story, the consolidated-vs-standalone gap from the loss-making France acquisition is a real quality caveat, and Indian-Railways customer concentration makes the growth path lumpy</w:t>
-      </w:r>
-    </w:p>
-    <w:p>
-      <w:pPr>
-        <w:pStyle w:val="ListParagraph"/>
-        <w:numPr>
-          <w:ilvl w:val="0"/>
-          <w:numId w:val="1"/>
-        </w:numPr>
-        <w:spacing w:after="60"/>
-      </w:pPr>
-      <w:r>
-        <w:t xml:space="preserve">Not in the old 108-stock project. Re-check trigger: full-service propulsion-vendor approval, France (CTC) unit turning EBITDA-positive, and consolidated growth catching up to standalone</w:t>
+        <w:t xml:space="preserve">Real propulsion-system value-migration story on a large Railways order book, but cut to LOW-MEDIUM conviction: Q1 FY27 standalone growth decelerated to +10%, consolidated PAT is negligible on the France drag, and the ~65-76x multiple prices the full thesis already</w:t>
+      </w:r>
+    </w:p>
+    <w:p>
+      <w:pPr>
+        <w:pStyle w:val="ListParagraph"/>
+        <w:numPr>
+          <w:ilvl w:val="0"/>
+          <w:numId w:val="1"/>
+        </w:numPr>
+        <w:spacing w:after="60"/>
+      </w:pPr>
+      <w:r>
+        <w:t xml:space="preserve">The value migration into full propulsion systems is a genuine, specific catalyst with the first Indian Railways orders in hand and full-vendor approval targeted for end-FY27, on top of a strong FY26 standalone print and a large rising order book. four_box scores 3.0 (tailwind + tam + moat yes; valuation no), so the 10x-in-2-3-years label is permitted.</w:t>
+      </w:r>
+    </w:p>
+    <w:p>
+      <w:pPr>
+        <w:pStyle w:val="ListParagraph"/>
+        <w:numPr>
+          <w:ilvl w:val="0"/>
+          <w:numId w:val="1"/>
+        </w:numPr>
+        <w:spacing w:after="60"/>
+      </w:pPr>
+      <w:r>
+        <w:t xml:space="preserve">Conviction cut Medium -&gt; Low-Medium: Q1 FY27 standalone revenue grew only ~10% YoY (vs the 30% guide), consolidated PAT was just Rs 6.5 Cr with the France unit dragging ~Rs 6.5 Cr/quarter for another 18-24 months, and at ~65-76x the multiple needs sustained 35%+ EPS growth that the current run-rate does not support. The story is intact; the near-term numbers and the price are not aligned with it.</w:t>
+      </w:r>
+    </w:p>
+    <w:p>
+      <w:pPr>
+        <w:pStyle w:val="ListParagraph"/>
+        <w:numPr>
+          <w:ilvl w:val="0"/>
+          <w:numId w:val="1"/>
+        </w:numPr>
+        <w:spacing w:after="60"/>
+      </w:pPr>
+      <w:r>
+        <w:t xml:space="preserve">Red-flag check: none. Rising debtor days, the loss-making France acquisition and the aspirational FY31 vision are quality / credibility caveats that cap conviction but do not meet AVOID / HIGH CAUTION / EXCLUDE definitions.</w:t>
+      </w:r>
+    </w:p>
+    <w:p>
+      <w:pPr>
+        <w:pStyle w:val="ListParagraph"/>
+        <w:numPr>
+          <w:ilvl w:val="0"/>
+          <w:numId w:val="1"/>
+        </w:numPr>
+        <w:spacing w:after="60"/>
+      </w:pPr>
+      <w:r>
+        <w:t xml:space="preserve">Re-check on: (a) full-service propulsion-vendor approval vs the end-FY27 target, (b) standalone growth re-accelerating toward the 30% guide, (c) France (Elventive) turning EBITDA-positive, (d) debtor days and consolidated PAT catching up to standalone.</w:t>
       </w:r>
     </w:p>
     <w:p>

--- a/projects/valuepickr-open-screen/docs/Hind Rectifiers.docx
+++ b/projects/valuepickr-open-screen/docs/Hind Rectifiers.docx
@@ -3147,6 +3147,187 @@
           <w:szCs w:val="18"/>
         </w:rPr>
         <w:t xml:space="preserve">This is independent research and analysis for informational purposes only, not personalized financial or investment advice. Past multi-bagger performance and forum/social sentiment are not indicators of future returns. Do your own due diligence before investing.</w:t>
+      </w:r>
+    </w:p>
+    <w:p/>
+    <w:p>
+      <w:r>
+        <w:rPr>
+          <w:b/>
+          <w:sz w:val="28"/>
+        </w:rPr>
+        <w:t>🔄 RESEARCH UPDATE - 2026-10-05</w:t>
+      </w:r>
+    </w:p>
+    <w:p>
+      <w:r>
+        <w:rPr>
+          <w:b/>
+        </w:rPr>
+        <w:t>📊 Key Metrics:</w:t>
+      </w:r>
+    </w:p>
+    <w:p>
+      <w:pPr>
+        <w:ind w:left="360"/>
+      </w:pPr>
+      <w:r>
+        <w:t xml:space="preserve">  • Company: Hind Rectifiers Ltd (HIRECT)</w:t>
+      </w:r>
+    </w:p>
+    <w:p>
+      <w:pPr>
+        <w:ind w:left="360"/>
+      </w:pPr>
+      <w:r>
+        <w:t xml:space="preserve">  • Conviction: Not rated</w:t>
+      </w:r>
+    </w:p>
+    <w:p>
+      <w:pPr>
+        <w:ind w:left="360"/>
+      </w:pPr>
+      <w:r>
+        <w:t xml:space="preserve">  • Thesis: 10x-in-2-3-years</w:t>
+      </w:r>
+    </w:p>
+    <w:p>
+      <w:pPr>
+        <w:ind w:left="360"/>
+      </w:pPr>
+      <w:r>
+        <w:t xml:space="preserve">  • 4-Box Score: 3.0</w:t>
+      </w:r>
+    </w:p>
+    <w:p>
+      <w:pPr>
+        <w:ind w:left="360"/>
+      </w:pPr>
+      <w:r>
+        <w:t xml:space="preserve">  • Research Date: 2026-09-08</w:t>
+      </w:r>
+    </w:p>
+    <w:p>
+      <w:pPr>
+        <w:ind w:left="360"/>
+      </w:pPr>
+      <w:r>
+        <w:t xml:space="preserve">  • Red Flag: None</w:t>
+      </w:r>
+    </w:p>
+    <w:p/>
+    <w:p>
+      <w:r>
+        <w:rPr>
+          <w:b/>
+        </w:rPr>
+        <w:t>📝 Verdict:</w:t>
+      </w:r>
+    </w:p>
+    <w:p>
+      <w:pPr>
+        <w:ind w:left="360"/>
+      </w:pPr>
+      <w:r>
+        <w:t>Real propulsion-system value-migration story on a large Railways order book, but cut to LOW-MEDIUM conviction: Q1 FY27 standalone growth decelerated to +10%, consolidated PAT is negligible on the France drag, and the ~65-76x multiple prices the full thesis already</w:t>
+      </w:r>
+    </w:p>
+    <w:p/>
+    <w:p>
+      <w:r>
+        <w:rPr>
+          <w:b/>
+        </w:rPr>
+        <w:t>📈 Bull Case:</w:t>
+      </w:r>
+    </w:p>
+    <w:p>
+      <w:pPr>
+        <w:ind w:left="360"/>
+      </w:pPr>
+      <w:r>
+        <w:t>India's pre-eminent domestic traction-transformer maker (~45-50% share) with a genuine, hard-to-replicate power-electronics competency (fixed 25 kV OHE -&gt; variable V/f drive)</w:t>
+      </w:r>
+    </w:p>
+    <w:p>
+      <w:pPr>
+        <w:ind w:left="360"/>
+      </w:pPr>
+      <w:r>
+        <w:t>Structural value migration from components to full traction propulsion systems -- materially higher content per train set, first Indian Railways propulsion orders in hand</w:t>
+      </w:r>
+    </w:p>
+    <w:p>
+      <w:pPr>
+        <w:ind w:left="360"/>
+      </w:pPr>
+      <w:r>
+        <w:t>FY26 standalone: revenue +45%, PAT +55%, ROCE ~24%, operating cash flow +154% -- real, broad-based improvement</w:t>
+      </w:r>
+    </w:p>
+    <w:p>
+      <w:pPr>
+        <w:ind w:left="360"/>
+      </w:pPr>
+      <w:r>
+        <w:t>Large, rising order book (~Rs 845 Cr -&gt; ~Rs 1,099 Cr) riding a multi-year Railways electrification / modernisation capex cycle; Rs 100 Cr Tata Mutual Fund preferential issue is external validation</w:t>
+      </w:r>
+    </w:p>
+    <w:p>
+      <w:pPr>
+        <w:ind w:left="360"/>
+      </w:pPr>
+      <w:r>
+        <w:t>Full-propulsion-vendor approval targeted end-FY27 -- a dated catalyst that would step up the addressable share from ~20% of tenders</w:t>
+      </w:r>
+    </w:p>
+    <w:p/>
+    <w:p>
+      <w:r>
+        <w:rPr>
+          <w:b/>
+        </w:rPr>
+        <w:t>📉 Bear Case:</w:t>
+      </w:r>
+    </w:p>
+    <w:p>
+      <w:pPr>
+        <w:ind w:left="360"/>
+      </w:pPr>
+      <w:r>
+        <w:t>Q1 FY27 standalone revenue grew only ~10% YoY -- a sharp deceleration from +45% FY26 and well below the 30% guide</w:t>
+      </w:r>
+    </w:p>
+    <w:p>
+      <w:pPr>
+        <w:ind w:left="360"/>
+      </w:pPr>
+      <w:r>
+        <w:t>Expensive: P/E ~65-76x, EV/EBITDA ~46x -- the price already embeds sustained 35%+ growth</w:t>
+      </w:r>
+    </w:p>
+    <w:p>
+      <w:pPr>
+        <w:ind w:left="360"/>
+      </w:pPr>
+      <w:r>
+        <w:t>Consolidated PAT is tiny (Q1 FY27 Rs 6.5 Cr) because the France (Elventive) unit is loss-making and guided 18-24 months to breakeven</w:t>
+      </w:r>
+    </w:p>
+    <w:p>
+      <w:pPr>
+        <w:ind w:left="360"/>
+      </w:pPr>
+      <w:r>
+        <w:t>Heavy customer concentration on Indian Railways / government tendering -- lumpy order timing and pricing outside the company's control; propulsion orders still partly 'development' / 20%-eligibility pending full-vendor approval</w:t>
+      </w:r>
+    </w:p>
+    <w:p>
+      <w:pPr>
+        <w:ind w:left="360"/>
+      </w:pPr>
+      <w:r>
+        <w:t>Rising debtor days (~70 -&gt; ~87); working-capital-intensive railway supply; momentum-prone stock with a wide 52-week range (~Rs 565-1,399)</w:t>
       </w:r>
     </w:p>
     <w:sectPr>
